--- a/Selenium_WebDriver/reports/MyAppointment_Test_Report.docx
+++ b/Selenium_WebDriver/reports/MyAppointment_Test_Report.docx
@@ -8,8 +8,10 @@
       </w:pPr>
       <w:r>
         <w:rPr>
+          <w:rFonts w:ascii="Times New Roman" w:hAnsi="Times New Roman" w:eastAsia="Times New Roman"/>
           <w:b/>
-          <w:sz w:val="32"/>
+          <w:color w:val="000000"/>
+          <w:sz w:val="26"/>
         </w:rPr>
         <w:t>BÁO CÁO KẾT QUẢ KIỂM THỬ TỰ ĐỘNG</w:t>
         <w:br/>
@@ -21,7 +23,12 @@
         <w:jc w:val="center"/>
       </w:pPr>
       <w:r>
-        <w:t>Thời gian tạo báo cáo: 29/08/2026 18:36:49</w:t>
+        <w:rPr>
+          <w:rFonts w:ascii="Times New Roman" w:hAnsi="Times New Roman" w:eastAsia="Times New Roman"/>
+          <w:color w:val="000000"/>
+          <w:sz w:val="26"/>
+        </w:rPr>
+        <w:t>Thời gian tạo báo cáo: 06/09/2026 19:42:37</w:t>
       </w:r>
     </w:p>
     <w:p/>
@@ -30,6 +37,11 @@
         <w:pStyle w:val="Heading1"/>
       </w:pPr>
       <w:r>
+        <w:rPr>
+          <w:rFonts w:ascii="Times New Roman" w:hAnsi="Times New Roman" w:eastAsia="Times New Roman"/>
+          <w:color w:val="000000"/>
+          <w:sz w:val="26"/>
+        </w:rPr>
         <w:t>1. Tổng quan kết quả</w:t>
       </w:r>
     </w:p>
@@ -50,6 +62,11 @@
           </w:tcPr>
           <w:p>
             <w:r>
+              <w:rPr>
+                <w:rFonts w:ascii="Times New Roman" w:hAnsi="Times New Roman" w:eastAsia="Times New Roman"/>
+                <w:color w:val="000000"/>
+                <w:sz w:val="26"/>
+              </w:rPr>
               <w:t>Nội dung</w:t>
             </w:r>
           </w:p>
@@ -60,6 +77,11 @@
           </w:tcPr>
           <w:p>
             <w:r>
+              <w:rPr>
+                <w:rFonts w:ascii="Times New Roman" w:hAnsi="Times New Roman" w:eastAsia="Times New Roman"/>
+                <w:color w:val="000000"/>
+                <w:sz w:val="26"/>
+              </w:rPr>
               <w:t>Kết quả</w:t>
             </w:r>
           </w:p>
@@ -72,6 +94,11 @@
           </w:tcPr>
           <w:p>
             <w:r>
+              <w:rPr>
+                <w:rFonts w:ascii="Times New Roman" w:hAnsi="Times New Roman" w:eastAsia="Times New Roman"/>
+                <w:color w:val="000000"/>
+                <w:sz w:val="26"/>
+              </w:rPr>
               <w:t>Tổng số Test Case</w:t>
             </w:r>
           </w:p>
@@ -82,6 +109,11 @@
           </w:tcPr>
           <w:p>
             <w:r>
+              <w:rPr>
+                <w:rFonts w:ascii="Times New Roman" w:hAnsi="Times New Roman" w:eastAsia="Times New Roman"/>
+                <w:color w:val="000000"/>
+                <w:sz w:val="26"/>
+              </w:rPr>
               <w:t>5</w:t>
             </w:r>
           </w:p>
@@ -94,6 +126,11 @@
           </w:tcPr>
           <w:p>
             <w:r>
+              <w:rPr>
+                <w:rFonts w:ascii="Times New Roman" w:hAnsi="Times New Roman" w:eastAsia="Times New Roman"/>
+                <w:color w:val="000000"/>
+                <w:sz w:val="26"/>
+              </w:rPr>
               <w:t>Passed</w:t>
             </w:r>
           </w:p>
@@ -104,6 +141,11 @@
           </w:tcPr>
           <w:p>
             <w:r>
+              <w:rPr>
+                <w:rFonts w:ascii="Times New Roman" w:hAnsi="Times New Roman" w:eastAsia="Times New Roman"/>
+                <w:color w:val="000000"/>
+                <w:sz w:val="26"/>
+              </w:rPr>
               <w:t>5</w:t>
             </w:r>
           </w:p>
@@ -116,6 +158,11 @@
           </w:tcPr>
           <w:p>
             <w:r>
+              <w:rPr>
+                <w:rFonts w:ascii="Times New Roman" w:hAnsi="Times New Roman" w:eastAsia="Times New Roman"/>
+                <w:color w:val="000000"/>
+                <w:sz w:val="26"/>
+              </w:rPr>
               <w:t>Failed</w:t>
             </w:r>
           </w:p>
@@ -126,6 +173,11 @@
           </w:tcPr>
           <w:p>
             <w:r>
+              <w:rPr>
+                <w:rFonts w:ascii="Times New Roman" w:hAnsi="Times New Roman" w:eastAsia="Times New Roman"/>
+                <w:color w:val="000000"/>
+                <w:sz w:val="26"/>
+              </w:rPr>
               <w:t>0</w:t>
             </w:r>
           </w:p>
@@ -138,6 +190,11 @@
           </w:tcPr>
           <w:p>
             <w:r>
+              <w:rPr>
+                <w:rFonts w:ascii="Times New Roman" w:hAnsi="Times New Roman" w:eastAsia="Times New Roman"/>
+                <w:color w:val="000000"/>
+                <w:sz w:val="26"/>
+              </w:rPr>
               <w:t>XFailed</w:t>
             </w:r>
           </w:p>
@@ -148,6 +205,11 @@
           </w:tcPr>
           <w:p>
             <w:r>
+              <w:rPr>
+                <w:rFonts w:ascii="Times New Roman" w:hAnsi="Times New Roman" w:eastAsia="Times New Roman"/>
+                <w:color w:val="000000"/>
+                <w:sz w:val="26"/>
+              </w:rPr>
               <w:t>0</w:t>
             </w:r>
           </w:p>
@@ -160,6 +222,11 @@
           </w:tcPr>
           <w:p>
             <w:r>
+              <w:rPr>
+                <w:rFonts w:ascii="Times New Roman" w:hAnsi="Times New Roman" w:eastAsia="Times New Roman"/>
+                <w:color w:val="000000"/>
+                <w:sz w:val="26"/>
+              </w:rPr>
               <w:t>Skipped</w:t>
             </w:r>
           </w:p>
@@ -170,6 +237,11 @@
           </w:tcPr>
           <w:p>
             <w:r>
+              <w:rPr>
+                <w:rFonts w:ascii="Times New Roman" w:hAnsi="Times New Roman" w:eastAsia="Times New Roman"/>
+                <w:color w:val="000000"/>
+                <w:sz w:val="26"/>
+              </w:rPr>
               <w:t>0</w:t>
             </w:r>
           </w:p>
@@ -182,6 +254,11 @@
         <w:pStyle w:val="Heading1"/>
       </w:pPr>
       <w:r>
+        <w:rPr>
+          <w:rFonts w:ascii="Times New Roman" w:hAnsi="Times New Roman" w:eastAsia="Times New Roman"/>
+          <w:color w:val="000000"/>
+          <w:sz w:val="26"/>
+        </w:rPr>
         <w:t>2. Kết quả từng Test Case</w:t>
       </w:r>
     </w:p>
@@ -206,6 +283,11 @@
           </w:tcPr>
           <w:p>
             <w:r>
+              <w:rPr>
+                <w:rFonts w:ascii="Times New Roman" w:hAnsi="Times New Roman" w:eastAsia="Times New Roman"/>
+                <w:color w:val="000000"/>
+                <w:sz w:val="26"/>
+              </w:rPr>
               <w:t>Test Case</w:t>
             </w:r>
           </w:p>
@@ -216,6 +298,11 @@
           </w:tcPr>
           <w:p>
             <w:r>
+              <w:rPr>
+                <w:rFonts w:ascii="Times New Roman" w:hAnsi="Times New Roman" w:eastAsia="Times New Roman"/>
+                <w:color w:val="000000"/>
+                <w:sz w:val="26"/>
+              </w:rPr>
               <w:t>Kết quả</w:t>
             </w:r>
           </w:p>
@@ -226,6 +313,11 @@
           </w:tcPr>
           <w:p>
             <w:r>
+              <w:rPr>
+                <w:rFonts w:ascii="Times New Roman" w:hAnsi="Times New Roman" w:eastAsia="Times New Roman"/>
+                <w:color w:val="000000"/>
+                <w:sz w:val="26"/>
+              </w:rPr>
               <w:t>Thời gian</w:t>
             </w:r>
           </w:p>
@@ -236,6 +328,11 @@
           </w:tcPr>
           <w:p>
             <w:r>
+              <w:rPr>
+                <w:rFonts w:ascii="Times New Roman" w:hAnsi="Times New Roman" w:eastAsia="Times New Roman"/>
+                <w:color w:val="000000"/>
+                <w:sz w:val="26"/>
+              </w:rPr>
               <w:t>Duration (s)</w:t>
             </w:r>
           </w:p>
@@ -246,6 +343,11 @@
           </w:tcPr>
           <w:p>
             <w:r>
+              <w:rPr>
+                <w:rFonts w:ascii="Times New Roman" w:hAnsi="Times New Roman" w:eastAsia="Times New Roman"/>
+                <w:color w:val="000000"/>
+                <w:sz w:val="26"/>
+              </w:rPr>
               <w:t>Screenshot</w:t>
             </w:r>
           </w:p>
@@ -256,6 +358,11 @@
           </w:tcPr>
           <w:p>
             <w:r>
+              <w:rPr>
+                <w:rFonts w:ascii="Times New Roman" w:hAnsi="Times New Roman" w:eastAsia="Times New Roman"/>
+                <w:color w:val="000000"/>
+                <w:sz w:val="26"/>
+              </w:rPr>
               <w:t>Ghi chú</w:t>
             </w:r>
           </w:p>
@@ -268,6 +375,11 @@
           </w:tcPr>
           <w:p>
             <w:r>
+              <w:rPr>
+                <w:rFonts w:ascii="Times New Roman" w:hAnsi="Times New Roman" w:eastAsia="Times New Roman"/>
+                <w:color w:val="000000"/>
+                <w:sz w:val="26"/>
+              </w:rPr>
               <w:t>TC-MYAPPOINTMENT-001</w:t>
             </w:r>
           </w:p>
@@ -278,6 +390,11 @@
           </w:tcPr>
           <w:p>
             <w:r>
+              <w:rPr>
+                <w:rFonts w:ascii="Times New Roman" w:hAnsi="Times New Roman" w:eastAsia="Times New Roman"/>
+                <w:color w:val="000000"/>
+                <w:sz w:val="26"/>
+              </w:rPr>
               <w:t>PASSED</w:t>
             </w:r>
           </w:p>
@@ -288,34 +405,56 @@
           </w:tcPr>
           <w:p>
             <w:r>
-              <w:t>29/08/2026 18:34:17</w:t>
-            </w:r>
-          </w:p>
-        </w:tc>
-        <w:tc>
-          <w:tcPr>
-            <w:tcW w:type="dxa" w:w="1440"/>
-          </w:tcPr>
-          <w:p>
-            <w:r>
-              <w:t>15.99</w:t>
-            </w:r>
-          </w:p>
-        </w:tc>
-        <w:tc>
-          <w:tcPr>
-            <w:tcW w:type="dxa" w:w="1440"/>
-          </w:tcPr>
-          <w:p>
-            <w:r/>
-          </w:p>
-        </w:tc>
-        <w:tc>
-          <w:tcPr>
-            <w:tcW w:type="dxa" w:w="1440"/>
-          </w:tcPr>
-          <w:p>
-            <w:r/>
+              <w:rPr>
+                <w:rFonts w:ascii="Times New Roman" w:hAnsi="Times New Roman" w:eastAsia="Times New Roman"/>
+                <w:color w:val="000000"/>
+                <w:sz w:val="26"/>
+              </w:rPr>
+              <w:t>06/09/2026 19:28:41</w:t>
+            </w:r>
+          </w:p>
+        </w:tc>
+        <w:tc>
+          <w:tcPr>
+            <w:tcW w:type="dxa" w:w="1440"/>
+          </w:tcPr>
+          <w:p>
+            <w:r>
+              <w:rPr>
+                <w:rFonts w:ascii="Times New Roman" w:hAnsi="Times New Roman" w:eastAsia="Times New Roman"/>
+                <w:color w:val="000000"/>
+                <w:sz w:val="26"/>
+              </w:rPr>
+              <w:t>16.25</w:t>
+            </w:r>
+          </w:p>
+        </w:tc>
+        <w:tc>
+          <w:tcPr>
+            <w:tcW w:type="dxa" w:w="1440"/>
+          </w:tcPr>
+          <w:p>
+            <w:r>
+              <w:rPr>
+                <w:rFonts w:ascii="Times New Roman" w:hAnsi="Times New Roman" w:eastAsia="Times New Roman"/>
+                <w:color w:val="000000"/>
+                <w:sz w:val="26"/>
+              </w:rPr>
+            </w:r>
+          </w:p>
+        </w:tc>
+        <w:tc>
+          <w:tcPr>
+            <w:tcW w:type="dxa" w:w="1440"/>
+          </w:tcPr>
+          <w:p>
+            <w:r>
+              <w:rPr>
+                <w:rFonts w:ascii="Times New Roman" w:hAnsi="Times New Roman" w:eastAsia="Times New Roman"/>
+                <w:color w:val="000000"/>
+                <w:sz w:val="26"/>
+              </w:rPr>
+            </w:r>
           </w:p>
         </w:tc>
       </w:tr>
@@ -326,6 +465,11 @@
           </w:tcPr>
           <w:p>
             <w:r>
+              <w:rPr>
+                <w:rFonts w:ascii="Times New Roman" w:hAnsi="Times New Roman" w:eastAsia="Times New Roman"/>
+                <w:color w:val="000000"/>
+                <w:sz w:val="26"/>
+              </w:rPr>
               <w:t>TC-MYAPPOINTMENT-002</w:t>
             </w:r>
           </w:p>
@@ -336,6 +480,11 @@
           </w:tcPr>
           <w:p>
             <w:r>
+              <w:rPr>
+                <w:rFonts w:ascii="Times New Roman" w:hAnsi="Times New Roman" w:eastAsia="Times New Roman"/>
+                <w:color w:val="000000"/>
+                <w:sz w:val="26"/>
+              </w:rPr>
               <w:t>PASSED</w:t>
             </w:r>
           </w:p>
@@ -346,34 +495,56 @@
           </w:tcPr>
           <w:p>
             <w:r>
-              <w:t>29/08/2026 18:34:50</w:t>
-            </w:r>
-          </w:p>
-        </w:tc>
-        <w:tc>
-          <w:tcPr>
-            <w:tcW w:type="dxa" w:w="1440"/>
-          </w:tcPr>
-          <w:p>
-            <w:r>
-              <w:t>29.92</w:t>
-            </w:r>
-          </w:p>
-        </w:tc>
-        <w:tc>
-          <w:tcPr>
-            <w:tcW w:type="dxa" w:w="1440"/>
-          </w:tcPr>
-          <w:p>
-            <w:r/>
-          </w:p>
-        </w:tc>
-        <w:tc>
-          <w:tcPr>
-            <w:tcW w:type="dxa" w:w="1440"/>
-          </w:tcPr>
-          <w:p>
-            <w:r/>
+              <w:rPr>
+                <w:rFonts w:ascii="Times New Roman" w:hAnsi="Times New Roman" w:eastAsia="Times New Roman"/>
+                <w:color w:val="000000"/>
+                <w:sz w:val="26"/>
+              </w:rPr>
+              <w:t>06/09/2026 19:29:15</w:t>
+            </w:r>
+          </w:p>
+        </w:tc>
+        <w:tc>
+          <w:tcPr>
+            <w:tcW w:type="dxa" w:w="1440"/>
+          </w:tcPr>
+          <w:p>
+            <w:r>
+              <w:rPr>
+                <w:rFonts w:ascii="Times New Roman" w:hAnsi="Times New Roman" w:eastAsia="Times New Roman"/>
+                <w:color w:val="000000"/>
+                <w:sz w:val="26"/>
+              </w:rPr>
+              <w:t>30.15</w:t>
+            </w:r>
+          </w:p>
+        </w:tc>
+        <w:tc>
+          <w:tcPr>
+            <w:tcW w:type="dxa" w:w="1440"/>
+          </w:tcPr>
+          <w:p>
+            <w:r>
+              <w:rPr>
+                <w:rFonts w:ascii="Times New Roman" w:hAnsi="Times New Roman" w:eastAsia="Times New Roman"/>
+                <w:color w:val="000000"/>
+                <w:sz w:val="26"/>
+              </w:rPr>
+            </w:r>
+          </w:p>
+        </w:tc>
+        <w:tc>
+          <w:tcPr>
+            <w:tcW w:type="dxa" w:w="1440"/>
+          </w:tcPr>
+          <w:p>
+            <w:r>
+              <w:rPr>
+                <w:rFonts w:ascii="Times New Roman" w:hAnsi="Times New Roman" w:eastAsia="Times New Roman"/>
+                <w:color w:val="000000"/>
+                <w:sz w:val="26"/>
+              </w:rPr>
+            </w:r>
           </w:p>
         </w:tc>
       </w:tr>
@@ -384,6 +555,11 @@
           </w:tcPr>
           <w:p>
             <w:r>
+              <w:rPr>
+                <w:rFonts w:ascii="Times New Roman" w:hAnsi="Times New Roman" w:eastAsia="Times New Roman"/>
+                <w:color w:val="000000"/>
+                <w:sz w:val="26"/>
+              </w:rPr>
               <w:t>TC-MYAPPOINTMENT-003</w:t>
             </w:r>
           </w:p>
@@ -394,6 +570,11 @@
           </w:tcPr>
           <w:p>
             <w:r>
+              <w:rPr>
+                <w:rFonts w:ascii="Times New Roman" w:hAnsi="Times New Roman" w:eastAsia="Times New Roman"/>
+                <w:color w:val="000000"/>
+                <w:sz w:val="26"/>
+              </w:rPr>
               <w:t>PASSED</w:t>
             </w:r>
           </w:p>
@@ -404,34 +585,56 @@
           </w:tcPr>
           <w:p>
             <w:r>
-              <w:t>29/08/2026 18:35:23</w:t>
-            </w:r>
-          </w:p>
-        </w:tc>
-        <w:tc>
-          <w:tcPr>
-            <w:tcW w:type="dxa" w:w="1440"/>
-          </w:tcPr>
-          <w:p>
-            <w:r>
-              <w:t>29.87</w:t>
-            </w:r>
-          </w:p>
-        </w:tc>
-        <w:tc>
-          <w:tcPr>
-            <w:tcW w:type="dxa" w:w="1440"/>
-          </w:tcPr>
-          <w:p>
-            <w:r/>
-          </w:p>
-        </w:tc>
-        <w:tc>
-          <w:tcPr>
-            <w:tcW w:type="dxa" w:w="1440"/>
-          </w:tcPr>
-          <w:p>
-            <w:r/>
+              <w:rPr>
+                <w:rFonts w:ascii="Times New Roman" w:hAnsi="Times New Roman" w:eastAsia="Times New Roman"/>
+                <w:color w:val="000000"/>
+                <w:sz w:val="26"/>
+              </w:rPr>
+              <w:t>06/09/2026 19:29:48</w:t>
+            </w:r>
+          </w:p>
+        </w:tc>
+        <w:tc>
+          <w:tcPr>
+            <w:tcW w:type="dxa" w:w="1440"/>
+          </w:tcPr>
+          <w:p>
+            <w:r>
+              <w:rPr>
+                <w:rFonts w:ascii="Times New Roman" w:hAnsi="Times New Roman" w:eastAsia="Times New Roman"/>
+                <w:color w:val="000000"/>
+                <w:sz w:val="26"/>
+              </w:rPr>
+              <w:t>30.08</w:t>
+            </w:r>
+          </w:p>
+        </w:tc>
+        <w:tc>
+          <w:tcPr>
+            <w:tcW w:type="dxa" w:w="1440"/>
+          </w:tcPr>
+          <w:p>
+            <w:r>
+              <w:rPr>
+                <w:rFonts w:ascii="Times New Roman" w:hAnsi="Times New Roman" w:eastAsia="Times New Roman"/>
+                <w:color w:val="000000"/>
+                <w:sz w:val="26"/>
+              </w:rPr>
+            </w:r>
+          </w:p>
+        </w:tc>
+        <w:tc>
+          <w:tcPr>
+            <w:tcW w:type="dxa" w:w="1440"/>
+          </w:tcPr>
+          <w:p>
+            <w:r>
+              <w:rPr>
+                <w:rFonts w:ascii="Times New Roman" w:hAnsi="Times New Roman" w:eastAsia="Times New Roman"/>
+                <w:color w:val="000000"/>
+                <w:sz w:val="26"/>
+              </w:rPr>
+            </w:r>
           </w:p>
         </w:tc>
       </w:tr>
@@ -442,6 +645,11 @@
           </w:tcPr>
           <w:p>
             <w:r>
+              <w:rPr>
+                <w:rFonts w:ascii="Times New Roman" w:hAnsi="Times New Roman" w:eastAsia="Times New Roman"/>
+                <w:color w:val="000000"/>
+                <w:sz w:val="26"/>
+              </w:rPr>
               <w:t>TC-MYAPPOINTMENT-004</w:t>
             </w:r>
           </w:p>
@@ -452,6 +660,11 @@
           </w:tcPr>
           <w:p>
             <w:r>
+              <w:rPr>
+                <w:rFonts w:ascii="Times New Roman" w:hAnsi="Times New Roman" w:eastAsia="Times New Roman"/>
+                <w:color w:val="000000"/>
+                <w:sz w:val="26"/>
+              </w:rPr>
               <w:t>PASSED</w:t>
             </w:r>
           </w:p>
@@ -462,34 +675,56 @@
           </w:tcPr>
           <w:p>
             <w:r>
-              <w:t>29/08/2026 18:36:04</w:t>
-            </w:r>
-          </w:p>
-        </w:tc>
-        <w:tc>
-          <w:tcPr>
-            <w:tcW w:type="dxa" w:w="1440"/>
-          </w:tcPr>
-          <w:p>
-            <w:r>
-              <w:t>37.99</w:t>
-            </w:r>
-          </w:p>
-        </w:tc>
-        <w:tc>
-          <w:tcPr>
-            <w:tcW w:type="dxa" w:w="1440"/>
-          </w:tcPr>
-          <w:p>
-            <w:r/>
-          </w:p>
-        </w:tc>
-        <w:tc>
-          <w:tcPr>
-            <w:tcW w:type="dxa" w:w="1440"/>
-          </w:tcPr>
-          <w:p>
-            <w:r/>
+              <w:rPr>
+                <w:rFonts w:ascii="Times New Roman" w:hAnsi="Times New Roman" w:eastAsia="Times New Roman"/>
+                <w:color w:val="000000"/>
+                <w:sz w:val="26"/>
+              </w:rPr>
+              <w:t>06/09/2026 19:30:29</w:t>
+            </w:r>
+          </w:p>
+        </w:tc>
+        <w:tc>
+          <w:tcPr>
+            <w:tcW w:type="dxa" w:w="1440"/>
+          </w:tcPr>
+          <w:p>
+            <w:r>
+              <w:rPr>
+                <w:rFonts w:ascii="Times New Roman" w:hAnsi="Times New Roman" w:eastAsia="Times New Roman"/>
+                <w:color w:val="000000"/>
+                <w:sz w:val="26"/>
+              </w:rPr>
+              <w:t>38.16</w:t>
+            </w:r>
+          </w:p>
+        </w:tc>
+        <w:tc>
+          <w:tcPr>
+            <w:tcW w:type="dxa" w:w="1440"/>
+          </w:tcPr>
+          <w:p>
+            <w:r>
+              <w:rPr>
+                <w:rFonts w:ascii="Times New Roman" w:hAnsi="Times New Roman" w:eastAsia="Times New Roman"/>
+                <w:color w:val="000000"/>
+                <w:sz w:val="26"/>
+              </w:rPr>
+            </w:r>
+          </w:p>
+        </w:tc>
+        <w:tc>
+          <w:tcPr>
+            <w:tcW w:type="dxa" w:w="1440"/>
+          </w:tcPr>
+          <w:p>
+            <w:r>
+              <w:rPr>
+                <w:rFonts w:ascii="Times New Roman" w:hAnsi="Times New Roman" w:eastAsia="Times New Roman"/>
+                <w:color w:val="000000"/>
+                <w:sz w:val="26"/>
+              </w:rPr>
+            </w:r>
           </w:p>
         </w:tc>
       </w:tr>
@@ -500,6 +735,11 @@
           </w:tcPr>
           <w:p>
             <w:r>
+              <w:rPr>
+                <w:rFonts w:ascii="Times New Roman" w:hAnsi="Times New Roman" w:eastAsia="Times New Roman"/>
+                <w:color w:val="000000"/>
+                <w:sz w:val="26"/>
+              </w:rPr>
               <w:t>TC-MYAPPOINTMENT-005</w:t>
             </w:r>
           </w:p>
@@ -510,6 +750,11 @@
           </w:tcPr>
           <w:p>
             <w:r>
+              <w:rPr>
+                <w:rFonts w:ascii="Times New Roman" w:hAnsi="Times New Roman" w:eastAsia="Times New Roman"/>
+                <w:color w:val="000000"/>
+                <w:sz w:val="26"/>
+              </w:rPr>
               <w:t>PASSED</w:t>
             </w:r>
           </w:p>
@@ -520,34 +765,56 @@
           </w:tcPr>
           <w:p>
             <w:r>
-              <w:t>29/08/2026 18:36:47</w:t>
-            </w:r>
-          </w:p>
-        </w:tc>
-        <w:tc>
-          <w:tcPr>
-            <w:tcW w:type="dxa" w:w="1440"/>
-          </w:tcPr>
-          <w:p>
-            <w:r>
-              <w:t>39.27</w:t>
-            </w:r>
-          </w:p>
-        </w:tc>
-        <w:tc>
-          <w:tcPr>
-            <w:tcW w:type="dxa" w:w="1440"/>
-          </w:tcPr>
-          <w:p>
-            <w:r/>
-          </w:p>
-        </w:tc>
-        <w:tc>
-          <w:tcPr>
-            <w:tcW w:type="dxa" w:w="1440"/>
-          </w:tcPr>
-          <w:p>
-            <w:r/>
+              <w:rPr>
+                <w:rFonts w:ascii="Times New Roman" w:hAnsi="Times New Roman" w:eastAsia="Times New Roman"/>
+                <w:color w:val="000000"/>
+                <w:sz w:val="26"/>
+              </w:rPr>
+              <w:t>06/09/2026 19:31:12</w:t>
+            </w:r>
+          </w:p>
+        </w:tc>
+        <w:tc>
+          <w:tcPr>
+            <w:tcW w:type="dxa" w:w="1440"/>
+          </w:tcPr>
+          <w:p>
+            <w:r>
+              <w:rPr>
+                <w:rFonts w:ascii="Times New Roman" w:hAnsi="Times New Roman" w:eastAsia="Times New Roman"/>
+                <w:color w:val="000000"/>
+                <w:sz w:val="26"/>
+              </w:rPr>
+              <w:t>39.28</w:t>
+            </w:r>
+          </w:p>
+        </w:tc>
+        <w:tc>
+          <w:tcPr>
+            <w:tcW w:type="dxa" w:w="1440"/>
+          </w:tcPr>
+          <w:p>
+            <w:r>
+              <w:rPr>
+                <w:rFonts w:ascii="Times New Roman" w:hAnsi="Times New Roman" w:eastAsia="Times New Roman"/>
+                <w:color w:val="000000"/>
+                <w:sz w:val="26"/>
+              </w:rPr>
+            </w:r>
+          </w:p>
+        </w:tc>
+        <w:tc>
+          <w:tcPr>
+            <w:tcW w:type="dxa" w:w="1440"/>
+          </w:tcPr>
+          <w:p>
+            <w:r>
+              <w:rPr>
+                <w:rFonts w:ascii="Times New Roman" w:hAnsi="Times New Roman" w:eastAsia="Times New Roman"/>
+                <w:color w:val="000000"/>
+                <w:sz w:val="26"/>
+              </w:rPr>
+            </w:r>
           </w:p>
         </w:tc>
       </w:tr>
@@ -558,6 +825,11 @@
         <w:pStyle w:val="Heading1"/>
       </w:pPr>
       <w:r>
+        <w:rPr>
+          <w:rFonts w:ascii="Times New Roman" w:hAnsi="Times New Roman" w:eastAsia="Times New Roman"/>
+          <w:color w:val="000000"/>
+          <w:sz w:val="26"/>
+        </w:rPr>
         <w:t>3. Chi tiết thực thi từng Step</w:t>
       </w:r>
     </w:p>
@@ -582,6 +854,11 @@
           </w:tcPr>
           <w:p>
             <w:r>
+              <w:rPr>
+                <w:rFonts w:ascii="Times New Roman" w:hAnsi="Times New Roman" w:eastAsia="Times New Roman"/>
+                <w:color w:val="000000"/>
+                <w:sz w:val="26"/>
+              </w:rPr>
               <w:t>Test Case</w:t>
             </w:r>
           </w:p>
@@ -592,6 +869,11 @@
           </w:tcPr>
           <w:p>
             <w:r>
+              <w:rPr>
+                <w:rFonts w:ascii="Times New Roman" w:hAnsi="Times New Roman" w:eastAsia="Times New Roman"/>
+                <w:color w:val="000000"/>
+                <w:sz w:val="26"/>
+              </w:rPr>
               <w:t>Step</w:t>
             </w:r>
           </w:p>
@@ -602,6 +884,11 @@
           </w:tcPr>
           <w:p>
             <w:r>
+              <w:rPr>
+                <w:rFonts w:ascii="Times New Roman" w:hAnsi="Times New Roman" w:eastAsia="Times New Roman"/>
+                <w:color w:val="000000"/>
+                <w:sz w:val="26"/>
+              </w:rPr>
               <w:t>Kết quả</w:t>
             </w:r>
           </w:p>
@@ -612,6 +899,11 @@
           </w:tcPr>
           <w:p>
             <w:r>
+              <w:rPr>
+                <w:rFonts w:ascii="Times New Roman" w:hAnsi="Times New Roman" w:eastAsia="Times New Roman"/>
+                <w:color w:val="000000"/>
+                <w:sz w:val="26"/>
+              </w:rPr>
               <w:t>Thời gian</w:t>
             </w:r>
           </w:p>
@@ -622,6 +914,11 @@
           </w:tcPr>
           <w:p>
             <w:r>
+              <w:rPr>
+                <w:rFonts w:ascii="Times New Roman" w:hAnsi="Times New Roman" w:eastAsia="Times New Roman"/>
+                <w:color w:val="000000"/>
+                <w:sz w:val="26"/>
+              </w:rPr>
               <w:t>Mô tả</w:t>
             </w:r>
           </w:p>
@@ -632,6 +929,11 @@
           </w:tcPr>
           <w:p>
             <w:r>
+              <w:rPr>
+                <w:rFonts w:ascii="Times New Roman" w:hAnsi="Times New Roman" w:eastAsia="Times New Roman"/>
+                <w:color w:val="000000"/>
+                <w:sz w:val="26"/>
+              </w:rPr>
               <w:t>Chi tiết</w:t>
             </w:r>
           </w:p>
@@ -644,6 +946,11 @@
           </w:tcPr>
           <w:p>
             <w:r>
+              <w:rPr>
+                <w:rFonts w:ascii="Times New Roman" w:hAnsi="Times New Roman" w:eastAsia="Times New Roman"/>
+                <w:color w:val="000000"/>
+                <w:sz w:val="26"/>
+              </w:rPr>
               <w:t>TC-MYAPPOINTMENT-001</w:t>
             </w:r>
           </w:p>
@@ -654,6 +961,11 @@
           </w:tcPr>
           <w:p>
             <w:r>
+              <w:rPr>
+                <w:rFonts w:ascii="Times New Roman" w:hAnsi="Times New Roman" w:eastAsia="Times New Roman"/>
+                <w:color w:val="000000"/>
+                <w:sz w:val="26"/>
+              </w:rPr>
               <w:t>1</w:t>
             </w:r>
           </w:p>
@@ -664,6 +976,11 @@
           </w:tcPr>
           <w:p>
             <w:r>
+              <w:rPr>
+                <w:rFonts w:ascii="Times New Roman" w:hAnsi="Times New Roman" w:eastAsia="Times New Roman"/>
+                <w:color w:val="000000"/>
+                <w:sz w:val="26"/>
+              </w:rPr>
               <w:t>PASS</w:t>
             </w:r>
           </w:p>
@@ -674,16 +991,26 @@
           </w:tcPr>
           <w:p>
             <w:r>
-              <w:t>29/08/2026 18:34:07</w:t>
-            </w:r>
-          </w:p>
-        </w:tc>
-        <w:tc>
-          <w:tcPr>
-            <w:tcW w:type="dxa" w:w="1440"/>
-          </w:tcPr>
-          <w:p>
-            <w:r>
+              <w:rPr>
+                <w:rFonts w:ascii="Times New Roman" w:hAnsi="Times New Roman" w:eastAsia="Times New Roman"/>
+                <w:color w:val="000000"/>
+                <w:sz w:val="26"/>
+              </w:rPr>
+              <w:t>06/09/2026 19:28:32</w:t>
+            </w:r>
+          </w:p>
+        </w:tc>
+        <w:tc>
+          <w:tcPr>
+            <w:tcW w:type="dxa" w:w="1440"/>
+          </w:tcPr>
+          <w:p>
+            <w:r>
+              <w:rPr>
+                <w:rFonts w:ascii="Times New Roman" w:hAnsi="Times New Roman" w:eastAsia="Times New Roman"/>
+                <w:color w:val="000000"/>
+                <w:sz w:val="26"/>
+              </w:rPr>
               <w:t>Đăng nhập bằng tài khoản Patient thành công</w:t>
             </w:r>
           </w:p>
@@ -693,7 +1020,13 @@
             <w:tcW w:type="dxa" w:w="1440"/>
           </w:tcPr>
           <w:p>
-            <w:r/>
+            <w:r>
+              <w:rPr>
+                <w:rFonts w:ascii="Times New Roman" w:hAnsi="Times New Roman" w:eastAsia="Times New Roman"/>
+                <w:color w:val="000000"/>
+                <w:sz w:val="26"/>
+              </w:rPr>
+            </w:r>
           </w:p>
         </w:tc>
       </w:tr>
@@ -704,6 +1037,11 @@
           </w:tcPr>
           <w:p>
             <w:r>
+              <w:rPr>
+                <w:rFonts w:ascii="Times New Roman" w:hAnsi="Times New Roman" w:eastAsia="Times New Roman"/>
+                <w:color w:val="000000"/>
+                <w:sz w:val="26"/>
+              </w:rPr>
               <w:t>TC-MYAPPOINTMENT-001</w:t>
             </w:r>
           </w:p>
@@ -714,6 +1052,11 @@
           </w:tcPr>
           <w:p>
             <w:r>
+              <w:rPr>
+                <w:rFonts w:ascii="Times New Roman" w:hAnsi="Times New Roman" w:eastAsia="Times New Roman"/>
+                <w:color w:val="000000"/>
+                <w:sz w:val="26"/>
+              </w:rPr>
               <w:t>2</w:t>
             </w:r>
           </w:p>
@@ -724,6 +1067,11 @@
           </w:tcPr>
           <w:p>
             <w:r>
+              <w:rPr>
+                <w:rFonts w:ascii="Times New Roman" w:hAnsi="Times New Roman" w:eastAsia="Times New Roman"/>
+                <w:color w:val="000000"/>
+                <w:sz w:val="26"/>
+              </w:rPr>
               <w:t>PASS</w:t>
             </w:r>
           </w:p>
@@ -734,16 +1082,26 @@
           </w:tcPr>
           <w:p>
             <w:r>
-              <w:t>29/08/2026 18:34:17</w:t>
-            </w:r>
-          </w:p>
-        </w:tc>
-        <w:tc>
-          <w:tcPr>
-            <w:tcW w:type="dxa" w:w="1440"/>
-          </w:tcPr>
-          <w:p>
-            <w:r>
+              <w:rPr>
+                <w:rFonts w:ascii="Times New Roman" w:hAnsi="Times New Roman" w:eastAsia="Times New Roman"/>
+                <w:color w:val="000000"/>
+                <w:sz w:val="26"/>
+              </w:rPr>
+              <w:t>06/09/2026 19:28:41</w:t>
+            </w:r>
+          </w:p>
+        </w:tc>
+        <w:tc>
+          <w:tcPr>
+            <w:tcW w:type="dxa" w:w="1440"/>
+          </w:tcPr>
+          <w:p>
+            <w:r>
+              <w:rPr>
+                <w:rFonts w:ascii="Times New Roman" w:hAnsi="Times New Roman" w:eastAsia="Times New Roman"/>
+                <w:color w:val="000000"/>
+                <w:sz w:val="26"/>
+              </w:rPr>
               <w:t>Patient thực hiện đặt một lịch khám hợp lệ</w:t>
             </w:r>
           </w:p>
@@ -754,6 +1112,11 @@
           </w:tcPr>
           <w:p>
             <w:r>
+              <w:rPr>
+                <w:rFonts w:ascii="Times New Roman" w:hAnsi="Times New Roman" w:eastAsia="Times New Roman"/>
+                <w:color w:val="000000"/>
+                <w:sz w:val="26"/>
+              </w:rPr>
               <w:t>Đặt lịch thành công</w:t>
             </w:r>
           </w:p>
@@ -766,6 +1129,11 @@
           </w:tcPr>
           <w:p>
             <w:r>
+              <w:rPr>
+                <w:rFonts w:ascii="Times New Roman" w:hAnsi="Times New Roman" w:eastAsia="Times New Roman"/>
+                <w:color w:val="000000"/>
+                <w:sz w:val="26"/>
+              </w:rPr>
               <w:t>TC-MYAPPOINTMENT-001</w:t>
             </w:r>
           </w:p>
@@ -776,6 +1144,11 @@
           </w:tcPr>
           <w:p>
             <w:r>
+              <w:rPr>
+                <w:rFonts w:ascii="Times New Roman" w:hAnsi="Times New Roman" w:eastAsia="Times New Roman"/>
+                <w:color w:val="000000"/>
+                <w:sz w:val="26"/>
+              </w:rPr>
               <w:t>3</w:t>
             </w:r>
           </w:p>
@@ -786,6 +1159,11 @@
           </w:tcPr>
           <w:p>
             <w:r>
+              <w:rPr>
+                <w:rFonts w:ascii="Times New Roman" w:hAnsi="Times New Roman" w:eastAsia="Times New Roman"/>
+                <w:color w:val="000000"/>
+                <w:sz w:val="26"/>
+              </w:rPr>
               <w:t>PASS</w:t>
             </w:r>
           </w:p>
@@ -796,16 +1174,26 @@
           </w:tcPr>
           <w:p>
             <w:r>
-              <w:t>29/08/2026 18:34:17</w:t>
-            </w:r>
-          </w:p>
-        </w:tc>
-        <w:tc>
-          <w:tcPr>
-            <w:tcW w:type="dxa" w:w="1440"/>
-          </w:tcPr>
-          <w:p>
-            <w:r>
+              <w:rPr>
+                <w:rFonts w:ascii="Times New Roman" w:hAnsi="Times New Roman" w:eastAsia="Times New Roman"/>
+                <w:color w:val="000000"/>
+                <w:sz w:val="26"/>
+              </w:rPr>
+              <w:t>06/09/2026 19:28:41</w:t>
+            </w:r>
+          </w:p>
+        </w:tc>
+        <w:tc>
+          <w:tcPr>
+            <w:tcW w:type="dxa" w:w="1440"/>
+          </w:tcPr>
+          <w:p>
+            <w:r>
+              <w:rPr>
+                <w:rFonts w:ascii="Times New Roman" w:hAnsi="Times New Roman" w:eastAsia="Times New Roman"/>
+                <w:color w:val="000000"/>
+                <w:sz w:val="26"/>
+              </w:rPr>
               <w:t>Hệ thống tạo lịch hẹn thành công</w:t>
             </w:r>
           </w:p>
@@ -815,7 +1203,13 @@
             <w:tcW w:type="dxa" w:w="1440"/>
           </w:tcPr>
           <w:p>
-            <w:r/>
+            <w:r>
+              <w:rPr>
+                <w:rFonts w:ascii="Times New Roman" w:hAnsi="Times New Roman" w:eastAsia="Times New Roman"/>
+                <w:color w:val="000000"/>
+                <w:sz w:val="26"/>
+              </w:rPr>
+            </w:r>
           </w:p>
         </w:tc>
       </w:tr>
@@ -826,6 +1220,11 @@
           </w:tcPr>
           <w:p>
             <w:r>
+              <w:rPr>
+                <w:rFonts w:ascii="Times New Roman" w:hAnsi="Times New Roman" w:eastAsia="Times New Roman"/>
+                <w:color w:val="000000"/>
+                <w:sz w:val="26"/>
+              </w:rPr>
               <w:t>TC-MYAPPOINTMENT-001</w:t>
             </w:r>
           </w:p>
@@ -836,6 +1235,11 @@
           </w:tcPr>
           <w:p>
             <w:r>
+              <w:rPr>
+                <w:rFonts w:ascii="Times New Roman" w:hAnsi="Times New Roman" w:eastAsia="Times New Roman"/>
+                <w:color w:val="000000"/>
+                <w:sz w:val="26"/>
+              </w:rPr>
               <w:t>4</w:t>
             </w:r>
           </w:p>
@@ -846,6 +1250,11 @@
           </w:tcPr>
           <w:p>
             <w:r>
+              <w:rPr>
+                <w:rFonts w:ascii="Times New Roman" w:hAnsi="Times New Roman" w:eastAsia="Times New Roman"/>
+                <w:color w:val="000000"/>
+                <w:sz w:val="26"/>
+              </w:rPr>
               <w:t>PASS</w:t>
             </w:r>
           </w:p>
@@ -856,26 +1265,42 @@
           </w:tcPr>
           <w:p>
             <w:r>
-              <w:t>29/08/2026 18:34:17</w:t>
-            </w:r>
-          </w:p>
-        </w:tc>
-        <w:tc>
-          <w:tcPr>
-            <w:tcW w:type="dxa" w:w="1440"/>
-          </w:tcPr>
-          <w:p>
-            <w:r>
-              <w:t>Ghi nhận Appointment ID 350, Doctor Vu Thinh, ngày 30/08/2026, giờ 08:00</w:t>
-            </w:r>
-          </w:p>
-        </w:tc>
-        <w:tc>
-          <w:tcPr>
-            <w:tcW w:type="dxa" w:w="1440"/>
-          </w:tcPr>
-          <w:p>
-            <w:r/>
+              <w:rPr>
+                <w:rFonts w:ascii="Times New Roman" w:hAnsi="Times New Roman" w:eastAsia="Times New Roman"/>
+                <w:color w:val="000000"/>
+                <w:sz w:val="26"/>
+              </w:rPr>
+              <w:t>06/09/2026 19:28:41</w:t>
+            </w:r>
+          </w:p>
+        </w:tc>
+        <w:tc>
+          <w:tcPr>
+            <w:tcW w:type="dxa" w:w="1440"/>
+          </w:tcPr>
+          <w:p>
+            <w:r>
+              <w:rPr>
+                <w:rFonts w:ascii="Times New Roman" w:hAnsi="Times New Roman" w:eastAsia="Times New Roman"/>
+                <w:color w:val="000000"/>
+                <w:sz w:val="26"/>
+              </w:rPr>
+              <w:t>Ghi nhận Appointment ID 488, Doctor Vu Thinh, ngày 07/09/2026, giờ 07:00</w:t>
+            </w:r>
+          </w:p>
+        </w:tc>
+        <w:tc>
+          <w:tcPr>
+            <w:tcW w:type="dxa" w:w="1440"/>
+          </w:tcPr>
+          <w:p>
+            <w:r>
+              <w:rPr>
+                <w:rFonts w:ascii="Times New Roman" w:hAnsi="Times New Roman" w:eastAsia="Times New Roman"/>
+                <w:color w:val="000000"/>
+                <w:sz w:val="26"/>
+              </w:rPr>
+            </w:r>
           </w:p>
         </w:tc>
       </w:tr>
@@ -886,6 +1311,11 @@
           </w:tcPr>
           <w:p>
             <w:r>
+              <w:rPr>
+                <w:rFonts w:ascii="Times New Roman" w:hAnsi="Times New Roman" w:eastAsia="Times New Roman"/>
+                <w:color w:val="000000"/>
+                <w:sz w:val="26"/>
+              </w:rPr>
               <w:t>TC-MYAPPOINTMENT-001</w:t>
             </w:r>
           </w:p>
@@ -896,6 +1326,11 @@
           </w:tcPr>
           <w:p>
             <w:r>
+              <w:rPr>
+                <w:rFonts w:ascii="Times New Roman" w:hAnsi="Times New Roman" w:eastAsia="Times New Roman"/>
+                <w:color w:val="000000"/>
+                <w:sz w:val="26"/>
+              </w:rPr>
               <w:t>5</w:t>
             </w:r>
           </w:p>
@@ -906,6 +1341,11 @@
           </w:tcPr>
           <w:p>
             <w:r>
+              <w:rPr>
+                <w:rFonts w:ascii="Times New Roman" w:hAnsi="Times New Roman" w:eastAsia="Times New Roman"/>
+                <w:color w:val="000000"/>
+                <w:sz w:val="26"/>
+              </w:rPr>
               <w:t>PASS</w:t>
             </w:r>
           </w:p>
@@ -916,16 +1356,26 @@
           </w:tcPr>
           <w:p>
             <w:r>
-              <w:t>29/08/2026 18:34:17</w:t>
-            </w:r>
-          </w:p>
-        </w:tc>
-        <w:tc>
-          <w:tcPr>
-            <w:tcW w:type="dxa" w:w="1440"/>
-          </w:tcPr>
-          <w:p>
-            <w:r>
+              <w:rPr>
+                <w:rFonts w:ascii="Times New Roman" w:hAnsi="Times New Roman" w:eastAsia="Times New Roman"/>
+                <w:color w:val="000000"/>
+                <w:sz w:val="26"/>
+              </w:rPr>
+              <w:t>06/09/2026 19:28:41</w:t>
+            </w:r>
+          </w:p>
+        </w:tc>
+        <w:tc>
+          <w:tcPr>
+            <w:tcW w:type="dxa" w:w="1440"/>
+          </w:tcPr>
+          <w:p>
+            <w:r>
+              <w:rPr>
+                <w:rFonts w:ascii="Times New Roman" w:hAnsi="Times New Roman" w:eastAsia="Times New Roman"/>
+                <w:color w:val="000000"/>
+                <w:sz w:val="26"/>
+              </w:rPr>
               <w:t>Mở trang Lịch hẹn của tôi thành công</w:t>
             </w:r>
           </w:p>
@@ -935,7 +1385,13 @@
             <w:tcW w:type="dxa" w:w="1440"/>
           </w:tcPr>
           <w:p>
-            <w:r/>
+            <w:r>
+              <w:rPr>
+                <w:rFonts w:ascii="Times New Roman" w:hAnsi="Times New Roman" w:eastAsia="Times New Roman"/>
+                <w:color w:val="000000"/>
+                <w:sz w:val="26"/>
+              </w:rPr>
+            </w:r>
           </w:p>
         </w:tc>
       </w:tr>
@@ -946,6 +1402,11 @@
           </w:tcPr>
           <w:p>
             <w:r>
+              <w:rPr>
+                <w:rFonts w:ascii="Times New Roman" w:hAnsi="Times New Roman" w:eastAsia="Times New Roman"/>
+                <w:color w:val="000000"/>
+                <w:sz w:val="26"/>
+              </w:rPr>
               <w:t>TC-MYAPPOINTMENT-001</w:t>
             </w:r>
           </w:p>
@@ -956,6 +1417,11 @@
           </w:tcPr>
           <w:p>
             <w:r>
+              <w:rPr>
+                <w:rFonts w:ascii="Times New Roman" w:hAnsi="Times New Roman" w:eastAsia="Times New Roman"/>
+                <w:color w:val="000000"/>
+                <w:sz w:val="26"/>
+              </w:rPr>
               <w:t>6</w:t>
             </w:r>
           </w:p>
@@ -966,6 +1432,11 @@
           </w:tcPr>
           <w:p>
             <w:r>
+              <w:rPr>
+                <w:rFonts w:ascii="Times New Roman" w:hAnsi="Times New Roman" w:eastAsia="Times New Roman"/>
+                <w:color w:val="000000"/>
+                <w:sz w:val="26"/>
+              </w:rPr>
               <w:t>PASS</w:t>
             </w:r>
           </w:p>
@@ -976,16 +1447,26 @@
           </w:tcPr>
           <w:p>
             <w:r>
-              <w:t>29/08/2026 18:34:17</w:t>
-            </w:r>
-          </w:p>
-        </w:tc>
-        <w:tc>
-          <w:tcPr>
-            <w:tcW w:type="dxa" w:w="1440"/>
-          </w:tcPr>
-          <w:p>
-            <w:r>
+              <w:rPr>
+                <w:rFonts w:ascii="Times New Roman" w:hAnsi="Times New Roman" w:eastAsia="Times New Roman"/>
+                <w:color w:val="000000"/>
+                <w:sz w:val="26"/>
+              </w:rPr>
+              <w:t>06/09/2026 19:28:41</w:t>
+            </w:r>
+          </w:p>
+        </w:tc>
+        <w:tc>
+          <w:tcPr>
+            <w:tcW w:type="dxa" w:w="1440"/>
+          </w:tcPr>
+          <w:p>
+            <w:r>
+              <w:rPr>
+                <w:rFonts w:ascii="Times New Roman" w:hAnsi="Times New Roman" w:eastAsia="Times New Roman"/>
+                <w:color w:val="000000"/>
+                <w:sz w:val="26"/>
+              </w:rPr>
               <w:t>Tìm thấy lịch hẹn vừa tạo trong danh sách</w:t>
             </w:r>
           </w:p>
@@ -995,7 +1476,13 @@
             <w:tcW w:type="dxa" w:w="1440"/>
           </w:tcPr>
           <w:p>
-            <w:r/>
+            <w:r>
+              <w:rPr>
+                <w:rFonts w:ascii="Times New Roman" w:hAnsi="Times New Roman" w:eastAsia="Times New Roman"/>
+                <w:color w:val="000000"/>
+                <w:sz w:val="26"/>
+              </w:rPr>
+            </w:r>
           </w:p>
         </w:tc>
       </w:tr>
@@ -1006,6 +1493,11 @@
           </w:tcPr>
           <w:p>
             <w:r>
+              <w:rPr>
+                <w:rFonts w:ascii="Times New Roman" w:hAnsi="Times New Roman" w:eastAsia="Times New Roman"/>
+                <w:color w:val="000000"/>
+                <w:sz w:val="26"/>
+              </w:rPr>
               <w:t>TC-MYAPPOINTMENT-001</w:t>
             </w:r>
           </w:p>
@@ -1016,6 +1508,11 @@
           </w:tcPr>
           <w:p>
             <w:r>
+              <w:rPr>
+                <w:rFonts w:ascii="Times New Roman" w:hAnsi="Times New Roman" w:eastAsia="Times New Roman"/>
+                <w:color w:val="000000"/>
+                <w:sz w:val="26"/>
+              </w:rPr>
               <w:t>7</w:t>
             </w:r>
           </w:p>
@@ -1026,6 +1523,11 @@
           </w:tcPr>
           <w:p>
             <w:r>
+              <w:rPr>
+                <w:rFonts w:ascii="Times New Roman" w:hAnsi="Times New Roman" w:eastAsia="Times New Roman"/>
+                <w:color w:val="000000"/>
+                <w:sz w:val="26"/>
+              </w:rPr>
               <w:t>PASS</w:t>
             </w:r>
           </w:p>
@@ -1036,16 +1538,26 @@
           </w:tcPr>
           <w:p>
             <w:r>
-              <w:t>29/08/2026 18:34:17</w:t>
-            </w:r>
-          </w:p>
-        </w:tc>
-        <w:tc>
-          <w:tcPr>
-            <w:tcW w:type="dxa" w:w="1440"/>
-          </w:tcPr>
-          <w:p>
-            <w:r>
+              <w:rPr>
+                <w:rFonts w:ascii="Times New Roman" w:hAnsi="Times New Roman" w:eastAsia="Times New Roman"/>
+                <w:color w:val="000000"/>
+                <w:sz w:val="26"/>
+              </w:rPr>
+              <w:t>06/09/2026 19:28:41</w:t>
+            </w:r>
+          </w:p>
+        </w:tc>
+        <w:tc>
+          <w:tcPr>
+            <w:tcW w:type="dxa" w:w="1440"/>
+          </w:tcPr>
+          <w:p>
+            <w:r>
+              <w:rPr>
+                <w:rFonts w:ascii="Times New Roman" w:hAnsi="Times New Roman" w:eastAsia="Times New Roman"/>
+                <w:color w:val="000000"/>
+                <w:sz w:val="26"/>
+              </w:rPr>
               <w:t>Doctor, ngày giờ khám và ghi chú hiển thị đúng</w:t>
             </w:r>
           </w:p>
@@ -1055,7 +1567,13 @@
             <w:tcW w:type="dxa" w:w="1440"/>
           </w:tcPr>
           <w:p>
-            <w:r/>
+            <w:r>
+              <w:rPr>
+                <w:rFonts w:ascii="Times New Roman" w:hAnsi="Times New Roman" w:eastAsia="Times New Roman"/>
+                <w:color w:val="000000"/>
+                <w:sz w:val="26"/>
+              </w:rPr>
+            </w:r>
           </w:p>
         </w:tc>
       </w:tr>
@@ -1066,6 +1584,11 @@
           </w:tcPr>
           <w:p>
             <w:r>
+              <w:rPr>
+                <w:rFonts w:ascii="Times New Roman" w:hAnsi="Times New Roman" w:eastAsia="Times New Roman"/>
+                <w:color w:val="000000"/>
+                <w:sz w:val="26"/>
+              </w:rPr>
               <w:t>TC-MYAPPOINTMENT-001</w:t>
             </w:r>
           </w:p>
@@ -1076,6 +1599,11 @@
           </w:tcPr>
           <w:p>
             <w:r>
+              <w:rPr>
+                <w:rFonts w:ascii="Times New Roman" w:hAnsi="Times New Roman" w:eastAsia="Times New Roman"/>
+                <w:color w:val="000000"/>
+                <w:sz w:val="26"/>
+              </w:rPr>
               <w:t>8</w:t>
             </w:r>
           </w:p>
@@ -1086,6 +1614,11 @@
           </w:tcPr>
           <w:p>
             <w:r>
+              <w:rPr>
+                <w:rFonts w:ascii="Times New Roman" w:hAnsi="Times New Roman" w:eastAsia="Times New Roman"/>
+                <w:color w:val="000000"/>
+                <w:sz w:val="26"/>
+              </w:rPr>
               <w:t>PASS</w:t>
             </w:r>
           </w:p>
@@ -1096,16 +1629,26 @@
           </w:tcPr>
           <w:p>
             <w:r>
-              <w:t>29/08/2026 18:34:17</w:t>
-            </w:r>
-          </w:p>
-        </w:tc>
-        <w:tc>
-          <w:tcPr>
-            <w:tcW w:type="dxa" w:w="1440"/>
-          </w:tcPr>
-          <w:p>
-            <w:r>
+              <w:rPr>
+                <w:rFonts w:ascii="Times New Roman" w:hAnsi="Times New Roman" w:eastAsia="Times New Roman"/>
+                <w:color w:val="000000"/>
+                <w:sz w:val="26"/>
+              </w:rPr>
+              <w:t>06/09/2026 19:28:41</w:t>
+            </w:r>
+          </w:p>
+        </w:tc>
+        <w:tc>
+          <w:tcPr>
+            <w:tcW w:type="dxa" w:w="1440"/>
+          </w:tcPr>
+          <w:p>
+            <w:r>
+              <w:rPr>
+                <w:rFonts w:ascii="Times New Roman" w:hAnsi="Times New Roman" w:eastAsia="Times New Roman"/>
+                <w:color w:val="000000"/>
+                <w:sz w:val="26"/>
+              </w:rPr>
               <w:t>Lịch hẹn hiển thị trạng thái Chờ xác nhận</w:t>
             </w:r>
           </w:p>
@@ -1115,7 +1658,13 @@
             <w:tcW w:type="dxa" w:w="1440"/>
           </w:tcPr>
           <w:p>
-            <w:r/>
+            <w:r>
+              <w:rPr>
+                <w:rFonts w:ascii="Times New Roman" w:hAnsi="Times New Roman" w:eastAsia="Times New Roman"/>
+                <w:color w:val="000000"/>
+                <w:sz w:val="26"/>
+              </w:rPr>
+            </w:r>
           </w:p>
         </w:tc>
       </w:tr>
@@ -1126,6 +1675,11 @@
           </w:tcPr>
           <w:p>
             <w:r>
+              <w:rPr>
+                <w:rFonts w:ascii="Times New Roman" w:hAnsi="Times New Roman" w:eastAsia="Times New Roman"/>
+                <w:color w:val="000000"/>
+                <w:sz w:val="26"/>
+              </w:rPr>
               <w:t>TC-MYAPPOINTMENT-002</w:t>
             </w:r>
           </w:p>
@@ -1136,6 +1690,11 @@
           </w:tcPr>
           <w:p>
             <w:r>
+              <w:rPr>
+                <w:rFonts w:ascii="Times New Roman" w:hAnsi="Times New Roman" w:eastAsia="Times New Roman"/>
+                <w:color w:val="000000"/>
+                <w:sz w:val="26"/>
+              </w:rPr>
               <w:t>1</w:t>
             </w:r>
           </w:p>
@@ -1146,6 +1705,11 @@
           </w:tcPr>
           <w:p>
             <w:r>
+              <w:rPr>
+                <w:rFonts w:ascii="Times New Roman" w:hAnsi="Times New Roman" w:eastAsia="Times New Roman"/>
+                <w:color w:val="000000"/>
+                <w:sz w:val="26"/>
+              </w:rPr>
               <w:t>PASS</w:t>
             </w:r>
           </w:p>
@@ -1156,16 +1720,26 @@
           </w:tcPr>
           <w:p>
             <w:r>
-              <w:t>29/08/2026 18:34:36</w:t>
-            </w:r>
-          </w:p>
-        </w:tc>
-        <w:tc>
-          <w:tcPr>
-            <w:tcW w:type="dxa" w:w="1440"/>
-          </w:tcPr>
-          <w:p>
-            <w:r>
+              <w:rPr>
+                <w:rFonts w:ascii="Times New Roman" w:hAnsi="Times New Roman" w:eastAsia="Times New Roman"/>
+                <w:color w:val="000000"/>
+                <w:sz w:val="26"/>
+              </w:rPr>
+              <w:t>06/09/2026 19:29:00</w:t>
+            </w:r>
+          </w:p>
+        </w:tc>
+        <w:tc>
+          <w:tcPr>
+            <w:tcW w:type="dxa" w:w="1440"/>
+          </w:tcPr>
+          <w:p>
+            <w:r>
+              <w:rPr>
+                <w:rFonts w:ascii="Times New Roman" w:hAnsi="Times New Roman" w:eastAsia="Times New Roman"/>
+                <w:color w:val="000000"/>
+                <w:sz w:val="26"/>
+              </w:rPr>
               <w:t>Patient đặt lịch hợp lệ và ghi nhận thông tin lịch vừa tạo</w:t>
             </w:r>
           </w:p>
@@ -1175,7 +1749,13 @@
             <w:tcW w:type="dxa" w:w="1440"/>
           </w:tcPr>
           <w:p>
-            <w:r/>
+            <w:r>
+              <w:rPr>
+                <w:rFonts w:ascii="Times New Roman" w:hAnsi="Times New Roman" w:eastAsia="Times New Roman"/>
+                <w:color w:val="000000"/>
+                <w:sz w:val="26"/>
+              </w:rPr>
+            </w:r>
           </w:p>
         </w:tc>
       </w:tr>
@@ -1186,6 +1766,11 @@
           </w:tcPr>
           <w:p>
             <w:r>
+              <w:rPr>
+                <w:rFonts w:ascii="Times New Roman" w:hAnsi="Times New Roman" w:eastAsia="Times New Roman"/>
+                <w:color w:val="000000"/>
+                <w:sz w:val="26"/>
+              </w:rPr>
               <w:t>TC-MYAPPOINTMENT-002</w:t>
             </w:r>
           </w:p>
@@ -1196,6 +1781,11 @@
           </w:tcPr>
           <w:p>
             <w:r>
+              <w:rPr>
+                <w:rFonts w:ascii="Times New Roman" w:hAnsi="Times New Roman" w:eastAsia="Times New Roman"/>
+                <w:color w:val="000000"/>
+                <w:sz w:val="26"/>
+              </w:rPr>
               <w:t>2</w:t>
             </w:r>
           </w:p>
@@ -1206,6 +1796,11 @@
           </w:tcPr>
           <w:p>
             <w:r>
+              <w:rPr>
+                <w:rFonts w:ascii="Times New Roman" w:hAnsi="Times New Roman" w:eastAsia="Times New Roman"/>
+                <w:color w:val="000000"/>
+                <w:sz w:val="26"/>
+              </w:rPr>
               <w:t>PASS</w:t>
             </w:r>
           </w:p>
@@ -1216,16 +1811,26 @@
           </w:tcPr>
           <w:p>
             <w:r>
-              <w:t>29/08/2026 18:34:42</w:t>
-            </w:r>
-          </w:p>
-        </w:tc>
-        <w:tc>
-          <w:tcPr>
-            <w:tcW w:type="dxa" w:w="1440"/>
-          </w:tcPr>
-          <w:p>
-            <w:r>
+              <w:rPr>
+                <w:rFonts w:ascii="Times New Roman" w:hAnsi="Times New Roman" w:eastAsia="Times New Roman"/>
+                <w:color w:val="000000"/>
+                <w:sz w:val="26"/>
+              </w:rPr>
+              <w:t>06/09/2026 19:29:07</w:t>
+            </w:r>
+          </w:p>
+        </w:tc>
+        <w:tc>
+          <w:tcPr>
+            <w:tcW w:type="dxa" w:w="1440"/>
+          </w:tcPr>
+          <w:p>
+            <w:r>
+              <w:rPr>
+                <w:rFonts w:ascii="Times New Roman" w:hAnsi="Times New Roman" w:eastAsia="Times New Roman"/>
+                <w:color w:val="000000"/>
+                <w:sz w:val="26"/>
+              </w:rPr>
               <w:t>Admin đăng nhập và mở trang Quản lý lịch hẹn thành công</w:t>
             </w:r>
           </w:p>
@@ -1235,7 +1840,13 @@
             <w:tcW w:type="dxa" w:w="1440"/>
           </w:tcPr>
           <w:p>
-            <w:r/>
+            <w:r>
+              <w:rPr>
+                <w:rFonts w:ascii="Times New Roman" w:hAnsi="Times New Roman" w:eastAsia="Times New Roman"/>
+                <w:color w:val="000000"/>
+                <w:sz w:val="26"/>
+              </w:rPr>
+            </w:r>
           </w:p>
         </w:tc>
       </w:tr>
@@ -1246,6 +1857,11 @@
           </w:tcPr>
           <w:p>
             <w:r>
+              <w:rPr>
+                <w:rFonts w:ascii="Times New Roman" w:hAnsi="Times New Roman" w:eastAsia="Times New Roman"/>
+                <w:color w:val="000000"/>
+                <w:sz w:val="26"/>
+              </w:rPr>
               <w:t>TC-MYAPPOINTMENT-002</w:t>
             </w:r>
           </w:p>
@@ -1256,6 +1872,11 @@
           </w:tcPr>
           <w:p>
             <w:r>
+              <w:rPr>
+                <w:rFonts w:ascii="Times New Roman" w:hAnsi="Times New Roman" w:eastAsia="Times New Roman"/>
+                <w:color w:val="000000"/>
+                <w:sz w:val="26"/>
+              </w:rPr>
               <w:t>3</w:t>
             </w:r>
           </w:p>
@@ -1266,6 +1887,11 @@
           </w:tcPr>
           <w:p>
             <w:r>
+              <w:rPr>
+                <w:rFonts w:ascii="Times New Roman" w:hAnsi="Times New Roman" w:eastAsia="Times New Roman"/>
+                <w:color w:val="000000"/>
+                <w:sz w:val="26"/>
+              </w:rPr>
               <w:t>PASS</w:t>
             </w:r>
           </w:p>
@@ -1276,16 +1902,26 @@
           </w:tcPr>
           <w:p>
             <w:r>
-              <w:t>29/08/2026 18:34:42</w:t>
-            </w:r>
-          </w:p>
-        </w:tc>
-        <w:tc>
-          <w:tcPr>
-            <w:tcW w:type="dxa" w:w="1440"/>
-          </w:tcPr>
-          <w:p>
-            <w:r>
+              <w:rPr>
+                <w:rFonts w:ascii="Times New Roman" w:hAnsi="Times New Roman" w:eastAsia="Times New Roman"/>
+                <w:color w:val="000000"/>
+                <w:sz w:val="26"/>
+              </w:rPr>
+              <w:t>06/09/2026 19:29:07</w:t>
+            </w:r>
+          </w:p>
+        </w:tc>
+        <w:tc>
+          <w:tcPr>
+            <w:tcW w:type="dxa" w:w="1440"/>
+          </w:tcPr>
+          <w:p>
+            <w:r>
+              <w:rPr>
+                <w:rFonts w:ascii="Times New Roman" w:hAnsi="Times New Roman" w:eastAsia="Times New Roman"/>
+                <w:color w:val="000000"/>
+                <w:sz w:val="26"/>
+              </w:rPr>
               <w:t>Tìm thấy đúng lịch đang ở trạng thái Chờ xác nhận</w:t>
             </w:r>
           </w:p>
@@ -1295,7 +1931,13 @@
             <w:tcW w:type="dxa" w:w="1440"/>
           </w:tcPr>
           <w:p>
-            <w:r/>
+            <w:r>
+              <w:rPr>
+                <w:rFonts w:ascii="Times New Roman" w:hAnsi="Times New Roman" w:eastAsia="Times New Roman"/>
+                <w:color w:val="000000"/>
+                <w:sz w:val="26"/>
+              </w:rPr>
+            </w:r>
           </w:p>
         </w:tc>
       </w:tr>
@@ -1306,6 +1948,11 @@
           </w:tcPr>
           <w:p>
             <w:r>
+              <w:rPr>
+                <w:rFonts w:ascii="Times New Roman" w:hAnsi="Times New Roman" w:eastAsia="Times New Roman"/>
+                <w:color w:val="000000"/>
+                <w:sz w:val="26"/>
+              </w:rPr>
               <w:t>TC-MYAPPOINTMENT-002</w:t>
             </w:r>
           </w:p>
@@ -1316,6 +1963,11 @@
           </w:tcPr>
           <w:p>
             <w:r>
+              <w:rPr>
+                <w:rFonts w:ascii="Times New Roman" w:hAnsi="Times New Roman" w:eastAsia="Times New Roman"/>
+                <w:color w:val="000000"/>
+                <w:sz w:val="26"/>
+              </w:rPr>
               <w:t>4</w:t>
             </w:r>
           </w:p>
@@ -1326,6 +1978,11 @@
           </w:tcPr>
           <w:p>
             <w:r>
+              <w:rPr>
+                <w:rFonts w:ascii="Times New Roman" w:hAnsi="Times New Roman" w:eastAsia="Times New Roman"/>
+                <w:color w:val="000000"/>
+                <w:sz w:val="26"/>
+              </w:rPr>
               <w:t>PASS</w:t>
             </w:r>
           </w:p>
@@ -1336,16 +1993,26 @@
           </w:tcPr>
           <w:p>
             <w:r>
-              <w:t>29/08/2026 18:34:43</w:t>
-            </w:r>
-          </w:p>
-        </w:tc>
-        <w:tc>
-          <w:tcPr>
-            <w:tcW w:type="dxa" w:w="1440"/>
-          </w:tcPr>
-          <w:p>
-            <w:r>
+              <w:rPr>
+                <w:rFonts w:ascii="Times New Roman" w:hAnsi="Times New Roman" w:eastAsia="Times New Roman"/>
+                <w:color w:val="000000"/>
+                <w:sz w:val="26"/>
+              </w:rPr>
+              <w:t>06/09/2026 19:29:08</w:t>
+            </w:r>
+          </w:p>
+        </w:tc>
+        <w:tc>
+          <w:tcPr>
+            <w:tcW w:type="dxa" w:w="1440"/>
+          </w:tcPr>
+          <w:p>
+            <w:r>
+              <w:rPr>
+                <w:rFonts w:ascii="Times New Roman" w:hAnsi="Times New Roman" w:eastAsia="Times New Roman"/>
+                <w:color w:val="000000"/>
+                <w:sz w:val="26"/>
+              </w:rPr>
               <w:t>Admin xác nhận lịch hẹn thành công</w:t>
             </w:r>
           </w:p>
@@ -1356,6 +2023,11 @@
           </w:tcPr>
           <w:p>
             <w:r>
+              <w:rPr>
+                <w:rFonts w:ascii="Times New Roman" w:hAnsi="Times New Roman" w:eastAsia="Times New Roman"/>
+                <w:color w:val="000000"/>
+                <w:sz w:val="26"/>
+              </w:rPr>
               <w:t>Xác nhận lịch hẹn thành công.</w:t>
             </w:r>
           </w:p>
@@ -1368,6 +2040,11 @@
           </w:tcPr>
           <w:p>
             <w:r>
+              <w:rPr>
+                <w:rFonts w:ascii="Times New Roman" w:hAnsi="Times New Roman" w:eastAsia="Times New Roman"/>
+                <w:color w:val="000000"/>
+                <w:sz w:val="26"/>
+              </w:rPr>
               <w:t>TC-MYAPPOINTMENT-002</w:t>
             </w:r>
           </w:p>
@@ -1378,6 +2055,11 @@
           </w:tcPr>
           <w:p>
             <w:r>
+              <w:rPr>
+                <w:rFonts w:ascii="Times New Roman" w:hAnsi="Times New Roman" w:eastAsia="Times New Roman"/>
+                <w:color w:val="000000"/>
+                <w:sz w:val="26"/>
+              </w:rPr>
               <w:t>5</w:t>
             </w:r>
           </w:p>
@@ -1388,6 +2070,11 @@
           </w:tcPr>
           <w:p>
             <w:r>
+              <w:rPr>
+                <w:rFonts w:ascii="Times New Roman" w:hAnsi="Times New Roman" w:eastAsia="Times New Roman"/>
+                <w:color w:val="000000"/>
+                <w:sz w:val="26"/>
+              </w:rPr>
               <w:t>PASS</w:t>
             </w:r>
           </w:p>
@@ -1398,16 +2085,26 @@
           </w:tcPr>
           <w:p>
             <w:r>
-              <w:t>29/08/2026 18:34:44</w:t>
-            </w:r>
-          </w:p>
-        </w:tc>
-        <w:tc>
-          <w:tcPr>
-            <w:tcW w:type="dxa" w:w="1440"/>
-          </w:tcPr>
-          <w:p>
-            <w:r>
+              <w:rPr>
+                <w:rFonts w:ascii="Times New Roman" w:hAnsi="Times New Roman" w:eastAsia="Times New Roman"/>
+                <w:color w:val="000000"/>
+                <w:sz w:val="26"/>
+              </w:rPr>
+              <w:t>06/09/2026 19:29:08</w:t>
+            </w:r>
+          </w:p>
+        </w:tc>
+        <w:tc>
+          <w:tcPr>
+            <w:tcW w:type="dxa" w:w="1440"/>
+          </w:tcPr>
+          <w:p>
+            <w:r>
+              <w:rPr>
+                <w:rFonts w:ascii="Times New Roman" w:hAnsi="Times New Roman" w:eastAsia="Times New Roman"/>
+                <w:color w:val="000000"/>
+                <w:sz w:val="26"/>
+              </w:rPr>
               <w:t>Lịch hẹn trên trang Admin được cập nhật thành Đã xác nhận</w:t>
             </w:r>
           </w:p>
@@ -1417,7 +2114,13 @@
             <w:tcW w:type="dxa" w:w="1440"/>
           </w:tcPr>
           <w:p>
-            <w:r/>
+            <w:r>
+              <w:rPr>
+                <w:rFonts w:ascii="Times New Roman" w:hAnsi="Times New Roman" w:eastAsia="Times New Roman"/>
+                <w:color w:val="000000"/>
+                <w:sz w:val="26"/>
+              </w:rPr>
+            </w:r>
           </w:p>
         </w:tc>
       </w:tr>
@@ -1428,6 +2131,11 @@
           </w:tcPr>
           <w:p>
             <w:r>
+              <w:rPr>
+                <w:rFonts w:ascii="Times New Roman" w:hAnsi="Times New Roman" w:eastAsia="Times New Roman"/>
+                <w:color w:val="000000"/>
+                <w:sz w:val="26"/>
+              </w:rPr>
               <w:t>TC-MYAPPOINTMENT-002</w:t>
             </w:r>
           </w:p>
@@ -1438,6 +2146,11 @@
           </w:tcPr>
           <w:p>
             <w:r>
+              <w:rPr>
+                <w:rFonts w:ascii="Times New Roman" w:hAnsi="Times New Roman" w:eastAsia="Times New Roman"/>
+                <w:color w:val="000000"/>
+                <w:sz w:val="26"/>
+              </w:rPr>
               <w:t>6</w:t>
             </w:r>
           </w:p>
@@ -1448,6 +2161,11 @@
           </w:tcPr>
           <w:p>
             <w:r>
+              <w:rPr>
+                <w:rFonts w:ascii="Times New Roman" w:hAnsi="Times New Roman" w:eastAsia="Times New Roman"/>
+                <w:color w:val="000000"/>
+                <w:sz w:val="26"/>
+              </w:rPr>
               <w:t>PASS</w:t>
             </w:r>
           </w:p>
@@ -1458,16 +2176,26 @@
           </w:tcPr>
           <w:p>
             <w:r>
-              <w:t>29/08/2026 18:34:50</w:t>
-            </w:r>
-          </w:p>
-        </w:tc>
-        <w:tc>
-          <w:tcPr>
-            <w:tcW w:type="dxa" w:w="1440"/>
-          </w:tcPr>
-          <w:p>
-            <w:r>
+              <w:rPr>
+                <w:rFonts w:ascii="Times New Roman" w:hAnsi="Times New Roman" w:eastAsia="Times New Roman"/>
+                <w:color w:val="000000"/>
+                <w:sz w:val="26"/>
+              </w:rPr>
+              <w:t>06/09/2026 19:29:14</w:t>
+            </w:r>
+          </w:p>
+        </w:tc>
+        <w:tc>
+          <w:tcPr>
+            <w:tcW w:type="dxa" w:w="1440"/>
+          </w:tcPr>
+          <w:p>
+            <w:r>
+              <w:rPr>
+                <w:rFonts w:ascii="Times New Roman" w:hAnsi="Times New Roman" w:eastAsia="Times New Roman"/>
+                <w:color w:val="000000"/>
+                <w:sz w:val="26"/>
+              </w:rPr>
               <w:t>Đăng nhập lại bằng Patient sở hữu lịch hẹn</w:t>
             </w:r>
           </w:p>
@@ -1477,7 +2205,13 @@
             <w:tcW w:type="dxa" w:w="1440"/>
           </w:tcPr>
           <w:p>
-            <w:r/>
+            <w:r>
+              <w:rPr>
+                <w:rFonts w:ascii="Times New Roman" w:hAnsi="Times New Roman" w:eastAsia="Times New Roman"/>
+                <w:color w:val="000000"/>
+                <w:sz w:val="26"/>
+              </w:rPr>
+            </w:r>
           </w:p>
         </w:tc>
       </w:tr>
@@ -1488,6 +2222,11 @@
           </w:tcPr>
           <w:p>
             <w:r>
+              <w:rPr>
+                <w:rFonts w:ascii="Times New Roman" w:hAnsi="Times New Roman" w:eastAsia="Times New Roman"/>
+                <w:color w:val="000000"/>
+                <w:sz w:val="26"/>
+              </w:rPr>
               <w:t>TC-MYAPPOINTMENT-002</w:t>
             </w:r>
           </w:p>
@@ -1498,6 +2237,11 @@
           </w:tcPr>
           <w:p>
             <w:r>
+              <w:rPr>
+                <w:rFonts w:ascii="Times New Roman" w:hAnsi="Times New Roman" w:eastAsia="Times New Roman"/>
+                <w:color w:val="000000"/>
+                <w:sz w:val="26"/>
+              </w:rPr>
               <w:t>7</w:t>
             </w:r>
           </w:p>
@@ -1508,6 +2252,11 @@
           </w:tcPr>
           <w:p>
             <w:r>
+              <w:rPr>
+                <w:rFonts w:ascii="Times New Roman" w:hAnsi="Times New Roman" w:eastAsia="Times New Roman"/>
+                <w:color w:val="000000"/>
+                <w:sz w:val="26"/>
+              </w:rPr>
               <w:t>PASS</w:t>
             </w:r>
           </w:p>
@@ -1518,16 +2267,26 @@
           </w:tcPr>
           <w:p>
             <w:r>
-              <w:t>29/08/2026 18:34:50</w:t>
-            </w:r>
-          </w:p>
-        </w:tc>
-        <w:tc>
-          <w:tcPr>
-            <w:tcW w:type="dxa" w:w="1440"/>
-          </w:tcPr>
-          <w:p>
-            <w:r>
+              <w:rPr>
+                <w:rFonts w:ascii="Times New Roman" w:hAnsi="Times New Roman" w:eastAsia="Times New Roman"/>
+                <w:color w:val="000000"/>
+                <w:sz w:val="26"/>
+              </w:rPr>
+              <w:t>06/09/2026 19:29:15</w:t>
+            </w:r>
+          </w:p>
+        </w:tc>
+        <w:tc>
+          <w:tcPr>
+            <w:tcW w:type="dxa" w:w="1440"/>
+          </w:tcPr>
+          <w:p>
+            <w:r>
+              <w:rPr>
+                <w:rFonts w:ascii="Times New Roman" w:hAnsi="Times New Roman" w:eastAsia="Times New Roman"/>
+                <w:color w:val="000000"/>
+                <w:sz w:val="26"/>
+              </w:rPr>
               <w:t>Patient tìm thấy lịch vừa được Admin xử lý</w:t>
             </w:r>
           </w:p>
@@ -1537,7 +2296,13 @@
             <w:tcW w:type="dxa" w:w="1440"/>
           </w:tcPr>
           <w:p>
-            <w:r/>
+            <w:r>
+              <w:rPr>
+                <w:rFonts w:ascii="Times New Roman" w:hAnsi="Times New Roman" w:eastAsia="Times New Roman"/>
+                <w:color w:val="000000"/>
+                <w:sz w:val="26"/>
+              </w:rPr>
+            </w:r>
           </w:p>
         </w:tc>
       </w:tr>
@@ -1548,6 +2313,11 @@
           </w:tcPr>
           <w:p>
             <w:r>
+              <w:rPr>
+                <w:rFonts w:ascii="Times New Roman" w:hAnsi="Times New Roman" w:eastAsia="Times New Roman"/>
+                <w:color w:val="000000"/>
+                <w:sz w:val="26"/>
+              </w:rPr>
               <w:t>TC-MYAPPOINTMENT-002</w:t>
             </w:r>
           </w:p>
@@ -1558,6 +2328,11 @@
           </w:tcPr>
           <w:p>
             <w:r>
+              <w:rPr>
+                <w:rFonts w:ascii="Times New Roman" w:hAnsi="Times New Roman" w:eastAsia="Times New Roman"/>
+                <w:color w:val="000000"/>
+                <w:sz w:val="26"/>
+              </w:rPr>
               <w:t>8</w:t>
             </w:r>
           </w:p>
@@ -1568,6 +2343,11 @@
           </w:tcPr>
           <w:p>
             <w:r>
+              <w:rPr>
+                <w:rFonts w:ascii="Times New Roman" w:hAnsi="Times New Roman" w:eastAsia="Times New Roman"/>
+                <w:color w:val="000000"/>
+                <w:sz w:val="26"/>
+              </w:rPr>
               <w:t>PASS</w:t>
             </w:r>
           </w:p>
@@ -1578,16 +2358,26 @@
           </w:tcPr>
           <w:p>
             <w:r>
-              <w:t>29/08/2026 18:34:50</w:t>
-            </w:r>
-          </w:p>
-        </w:tc>
-        <w:tc>
-          <w:tcPr>
-            <w:tcW w:type="dxa" w:w="1440"/>
-          </w:tcPr>
-          <w:p>
-            <w:r>
+              <w:rPr>
+                <w:rFonts w:ascii="Times New Roman" w:hAnsi="Times New Roman" w:eastAsia="Times New Roman"/>
+                <w:color w:val="000000"/>
+                <w:sz w:val="26"/>
+              </w:rPr>
+              <w:t>06/09/2026 19:29:15</w:t>
+            </w:r>
+          </w:p>
+        </w:tc>
+        <w:tc>
+          <w:tcPr>
+            <w:tcW w:type="dxa" w:w="1440"/>
+          </w:tcPr>
+          <w:p>
+            <w:r>
+              <w:rPr>
+                <w:rFonts w:ascii="Times New Roman" w:hAnsi="Times New Roman" w:eastAsia="Times New Roman"/>
+                <w:color w:val="000000"/>
+                <w:sz w:val="26"/>
+              </w:rPr>
               <w:t>Thông tin lịch không thay đổi và trạng thái là Đã xác nhận</w:t>
             </w:r>
           </w:p>
@@ -1597,7 +2387,13 @@
             <w:tcW w:type="dxa" w:w="1440"/>
           </w:tcPr>
           <w:p>
-            <w:r/>
+            <w:r>
+              <w:rPr>
+                <w:rFonts w:ascii="Times New Roman" w:hAnsi="Times New Roman" w:eastAsia="Times New Roman"/>
+                <w:color w:val="000000"/>
+                <w:sz w:val="26"/>
+              </w:rPr>
+            </w:r>
           </w:p>
         </w:tc>
       </w:tr>
@@ -1608,6 +2404,11 @@
           </w:tcPr>
           <w:p>
             <w:r>
+              <w:rPr>
+                <w:rFonts w:ascii="Times New Roman" w:hAnsi="Times New Roman" w:eastAsia="Times New Roman"/>
+                <w:color w:val="000000"/>
+                <w:sz w:val="26"/>
+              </w:rPr>
               <w:t>TC-MYAPPOINTMENT-003</w:t>
             </w:r>
           </w:p>
@@ -1618,6 +2419,11 @@
           </w:tcPr>
           <w:p>
             <w:r>
+              <w:rPr>
+                <w:rFonts w:ascii="Times New Roman" w:hAnsi="Times New Roman" w:eastAsia="Times New Roman"/>
+                <w:color w:val="000000"/>
+                <w:sz w:val="26"/>
+              </w:rPr>
               <w:t>1</w:t>
             </w:r>
           </w:p>
@@ -1628,6 +2434,11 @@
           </w:tcPr>
           <w:p>
             <w:r>
+              <w:rPr>
+                <w:rFonts w:ascii="Times New Roman" w:hAnsi="Times New Roman" w:eastAsia="Times New Roman"/>
+                <w:color w:val="000000"/>
+                <w:sz w:val="26"/>
+              </w:rPr>
               <w:t>PASS</w:t>
             </w:r>
           </w:p>
@@ -1638,16 +2449,26 @@
           </w:tcPr>
           <w:p>
             <w:r>
-              <w:t>29/08/2026 18:35:09</w:t>
-            </w:r>
-          </w:p>
-        </w:tc>
-        <w:tc>
-          <w:tcPr>
-            <w:tcW w:type="dxa" w:w="1440"/>
-          </w:tcPr>
-          <w:p>
-            <w:r>
+              <w:rPr>
+                <w:rFonts w:ascii="Times New Roman" w:hAnsi="Times New Roman" w:eastAsia="Times New Roman"/>
+                <w:color w:val="000000"/>
+                <w:sz w:val="26"/>
+              </w:rPr>
+              <w:t>06/09/2026 19:29:34</w:t>
+            </w:r>
+          </w:p>
+        </w:tc>
+        <w:tc>
+          <w:tcPr>
+            <w:tcW w:type="dxa" w:w="1440"/>
+          </w:tcPr>
+          <w:p>
+            <w:r>
+              <w:rPr>
+                <w:rFonts w:ascii="Times New Roman" w:hAnsi="Times New Roman" w:eastAsia="Times New Roman"/>
+                <w:color w:val="000000"/>
+                <w:sz w:val="26"/>
+              </w:rPr>
               <w:t>Patient đặt lịch hợp lệ và ghi nhận thông tin lịch vừa tạo</w:t>
             </w:r>
           </w:p>
@@ -1657,7 +2478,13 @@
             <w:tcW w:type="dxa" w:w="1440"/>
           </w:tcPr>
           <w:p>
-            <w:r/>
+            <w:r>
+              <w:rPr>
+                <w:rFonts w:ascii="Times New Roman" w:hAnsi="Times New Roman" w:eastAsia="Times New Roman"/>
+                <w:color w:val="000000"/>
+                <w:sz w:val="26"/>
+              </w:rPr>
+            </w:r>
           </w:p>
         </w:tc>
       </w:tr>
@@ -1668,6 +2495,11 @@
           </w:tcPr>
           <w:p>
             <w:r>
+              <w:rPr>
+                <w:rFonts w:ascii="Times New Roman" w:hAnsi="Times New Roman" w:eastAsia="Times New Roman"/>
+                <w:color w:val="000000"/>
+                <w:sz w:val="26"/>
+              </w:rPr>
               <w:t>TC-MYAPPOINTMENT-003</w:t>
             </w:r>
           </w:p>
@@ -1678,6 +2510,11 @@
           </w:tcPr>
           <w:p>
             <w:r>
+              <w:rPr>
+                <w:rFonts w:ascii="Times New Roman" w:hAnsi="Times New Roman" w:eastAsia="Times New Roman"/>
+                <w:color w:val="000000"/>
+                <w:sz w:val="26"/>
+              </w:rPr>
               <w:t>2</w:t>
             </w:r>
           </w:p>
@@ -1688,6 +2525,11 @@
           </w:tcPr>
           <w:p>
             <w:r>
+              <w:rPr>
+                <w:rFonts w:ascii="Times New Roman" w:hAnsi="Times New Roman" w:eastAsia="Times New Roman"/>
+                <w:color w:val="000000"/>
+                <w:sz w:val="26"/>
+              </w:rPr>
               <w:t>PASS</w:t>
             </w:r>
           </w:p>
@@ -1698,16 +2540,26 @@
           </w:tcPr>
           <w:p>
             <w:r>
-              <w:t>29/08/2026 18:35:15</w:t>
-            </w:r>
-          </w:p>
-        </w:tc>
-        <w:tc>
-          <w:tcPr>
-            <w:tcW w:type="dxa" w:w="1440"/>
-          </w:tcPr>
-          <w:p>
-            <w:r>
+              <w:rPr>
+                <w:rFonts w:ascii="Times New Roman" w:hAnsi="Times New Roman" w:eastAsia="Times New Roman"/>
+                <w:color w:val="000000"/>
+                <w:sz w:val="26"/>
+              </w:rPr>
+              <w:t>06/09/2026 19:29:40</w:t>
+            </w:r>
+          </w:p>
+        </w:tc>
+        <w:tc>
+          <w:tcPr>
+            <w:tcW w:type="dxa" w:w="1440"/>
+          </w:tcPr>
+          <w:p>
+            <w:r>
+              <w:rPr>
+                <w:rFonts w:ascii="Times New Roman" w:hAnsi="Times New Roman" w:eastAsia="Times New Roman"/>
+                <w:color w:val="000000"/>
+                <w:sz w:val="26"/>
+              </w:rPr>
               <w:t>Admin đăng nhập và mở trang Quản lý lịch hẹn</w:t>
             </w:r>
           </w:p>
@@ -1717,7 +2569,13 @@
             <w:tcW w:type="dxa" w:w="1440"/>
           </w:tcPr>
           <w:p>
-            <w:r/>
+            <w:r>
+              <w:rPr>
+                <w:rFonts w:ascii="Times New Roman" w:hAnsi="Times New Roman" w:eastAsia="Times New Roman"/>
+                <w:color w:val="000000"/>
+                <w:sz w:val="26"/>
+              </w:rPr>
+            </w:r>
           </w:p>
         </w:tc>
       </w:tr>
@@ -1728,6 +2586,11 @@
           </w:tcPr>
           <w:p>
             <w:r>
+              <w:rPr>
+                <w:rFonts w:ascii="Times New Roman" w:hAnsi="Times New Roman" w:eastAsia="Times New Roman"/>
+                <w:color w:val="000000"/>
+                <w:sz w:val="26"/>
+              </w:rPr>
               <w:t>TC-MYAPPOINTMENT-003</w:t>
             </w:r>
           </w:p>
@@ -1738,6 +2601,11 @@
           </w:tcPr>
           <w:p>
             <w:r>
+              <w:rPr>
+                <w:rFonts w:ascii="Times New Roman" w:hAnsi="Times New Roman" w:eastAsia="Times New Roman"/>
+                <w:color w:val="000000"/>
+                <w:sz w:val="26"/>
+              </w:rPr>
               <w:t>3</w:t>
             </w:r>
           </w:p>
@@ -1748,6 +2616,11 @@
           </w:tcPr>
           <w:p>
             <w:r>
+              <w:rPr>
+                <w:rFonts w:ascii="Times New Roman" w:hAnsi="Times New Roman" w:eastAsia="Times New Roman"/>
+                <w:color w:val="000000"/>
+                <w:sz w:val="26"/>
+              </w:rPr>
               <w:t>PASS</w:t>
             </w:r>
           </w:p>
@@ -1758,16 +2631,26 @@
           </w:tcPr>
           <w:p>
             <w:r>
-              <w:t>29/08/2026 18:35:16</w:t>
-            </w:r>
-          </w:p>
-        </w:tc>
-        <w:tc>
-          <w:tcPr>
-            <w:tcW w:type="dxa" w:w="1440"/>
-          </w:tcPr>
-          <w:p>
-            <w:r>
+              <w:rPr>
+                <w:rFonts w:ascii="Times New Roman" w:hAnsi="Times New Roman" w:eastAsia="Times New Roman"/>
+                <w:color w:val="000000"/>
+                <w:sz w:val="26"/>
+              </w:rPr>
+              <w:t>06/09/2026 19:29:40</w:t>
+            </w:r>
+          </w:p>
+        </w:tc>
+        <w:tc>
+          <w:tcPr>
+            <w:tcW w:type="dxa" w:w="1440"/>
+          </w:tcPr>
+          <w:p>
+            <w:r>
+              <w:rPr>
+                <w:rFonts w:ascii="Times New Roman" w:hAnsi="Times New Roman" w:eastAsia="Times New Roman"/>
+                <w:color w:val="000000"/>
+                <w:sz w:val="26"/>
+              </w:rPr>
               <w:t>Tìm thấy đúng lịch đang ở trạng thái Chờ xác nhận</w:t>
             </w:r>
           </w:p>
@@ -1777,7 +2660,13 @@
             <w:tcW w:type="dxa" w:w="1440"/>
           </w:tcPr>
           <w:p>
-            <w:r/>
+            <w:r>
+              <w:rPr>
+                <w:rFonts w:ascii="Times New Roman" w:hAnsi="Times New Roman" w:eastAsia="Times New Roman"/>
+                <w:color w:val="000000"/>
+                <w:sz w:val="26"/>
+              </w:rPr>
+            </w:r>
           </w:p>
         </w:tc>
       </w:tr>
@@ -1788,6 +2677,11 @@
           </w:tcPr>
           <w:p>
             <w:r>
+              <w:rPr>
+                <w:rFonts w:ascii="Times New Roman" w:hAnsi="Times New Roman" w:eastAsia="Times New Roman"/>
+                <w:color w:val="000000"/>
+                <w:sz w:val="26"/>
+              </w:rPr>
               <w:t>TC-MYAPPOINTMENT-003</w:t>
             </w:r>
           </w:p>
@@ -1798,6 +2692,11 @@
           </w:tcPr>
           <w:p>
             <w:r>
+              <w:rPr>
+                <w:rFonts w:ascii="Times New Roman" w:hAnsi="Times New Roman" w:eastAsia="Times New Roman"/>
+                <w:color w:val="000000"/>
+                <w:sz w:val="26"/>
+              </w:rPr>
               <w:t>4</w:t>
             </w:r>
           </w:p>
@@ -1808,6 +2707,11 @@
           </w:tcPr>
           <w:p>
             <w:r>
+              <w:rPr>
+                <w:rFonts w:ascii="Times New Roman" w:hAnsi="Times New Roman" w:eastAsia="Times New Roman"/>
+                <w:color w:val="000000"/>
+                <w:sz w:val="26"/>
+              </w:rPr>
               <w:t>PASS</w:t>
             </w:r>
           </w:p>
@@ -1818,16 +2722,26 @@
           </w:tcPr>
           <w:p>
             <w:r>
-              <w:t>29/08/2026 18:35:16</w:t>
-            </w:r>
-          </w:p>
-        </w:tc>
-        <w:tc>
-          <w:tcPr>
-            <w:tcW w:type="dxa" w:w="1440"/>
-          </w:tcPr>
-          <w:p>
-            <w:r>
+              <w:rPr>
+                <w:rFonts w:ascii="Times New Roman" w:hAnsi="Times New Roman" w:eastAsia="Times New Roman"/>
+                <w:color w:val="000000"/>
+                <w:sz w:val="26"/>
+              </w:rPr>
+              <w:t>06/09/2026 19:29:41</w:t>
+            </w:r>
+          </w:p>
+        </w:tc>
+        <w:tc>
+          <w:tcPr>
+            <w:tcW w:type="dxa" w:w="1440"/>
+          </w:tcPr>
+          <w:p>
+            <w:r>
+              <w:rPr>
+                <w:rFonts w:ascii="Times New Roman" w:hAnsi="Times New Roman" w:eastAsia="Times New Roman"/>
+                <w:color w:val="000000"/>
+                <w:sz w:val="26"/>
+              </w:rPr>
               <w:t>Admin hủy lịch hẹn thành công</w:t>
             </w:r>
           </w:p>
@@ -1838,6 +2752,11 @@
           </w:tcPr>
           <w:p>
             <w:r>
+              <w:rPr>
+                <w:rFonts w:ascii="Times New Roman" w:hAnsi="Times New Roman" w:eastAsia="Times New Roman"/>
+                <w:color w:val="000000"/>
+                <w:sz w:val="26"/>
+              </w:rPr>
               <w:t>Hủy lịch hẹn thành công.</w:t>
             </w:r>
           </w:p>
@@ -1850,6 +2769,11 @@
           </w:tcPr>
           <w:p>
             <w:r>
+              <w:rPr>
+                <w:rFonts w:ascii="Times New Roman" w:hAnsi="Times New Roman" w:eastAsia="Times New Roman"/>
+                <w:color w:val="000000"/>
+                <w:sz w:val="26"/>
+              </w:rPr>
               <w:t>TC-MYAPPOINTMENT-003</w:t>
             </w:r>
           </w:p>
@@ -1860,6 +2784,11 @@
           </w:tcPr>
           <w:p>
             <w:r>
+              <w:rPr>
+                <w:rFonts w:ascii="Times New Roman" w:hAnsi="Times New Roman" w:eastAsia="Times New Roman"/>
+                <w:color w:val="000000"/>
+                <w:sz w:val="26"/>
+              </w:rPr>
               <w:t>5</w:t>
             </w:r>
           </w:p>
@@ -1870,6 +2799,11 @@
           </w:tcPr>
           <w:p>
             <w:r>
+              <w:rPr>
+                <w:rFonts w:ascii="Times New Roman" w:hAnsi="Times New Roman" w:eastAsia="Times New Roman"/>
+                <w:color w:val="000000"/>
+                <w:sz w:val="26"/>
+              </w:rPr>
               <w:t>PASS</w:t>
             </w:r>
           </w:p>
@@ -1880,16 +2814,26 @@
           </w:tcPr>
           <w:p>
             <w:r>
-              <w:t>29/08/2026 18:35:17</w:t>
-            </w:r>
-          </w:p>
-        </w:tc>
-        <w:tc>
-          <w:tcPr>
-            <w:tcW w:type="dxa" w:w="1440"/>
-          </w:tcPr>
-          <w:p>
-            <w:r>
+              <w:rPr>
+                <w:rFonts w:ascii="Times New Roman" w:hAnsi="Times New Roman" w:eastAsia="Times New Roman"/>
+                <w:color w:val="000000"/>
+                <w:sz w:val="26"/>
+              </w:rPr>
+              <w:t>06/09/2026 19:29:42</w:t>
+            </w:r>
+          </w:p>
+        </w:tc>
+        <w:tc>
+          <w:tcPr>
+            <w:tcW w:type="dxa" w:w="1440"/>
+          </w:tcPr>
+          <w:p>
+            <w:r>
+              <w:rPr>
+                <w:rFonts w:ascii="Times New Roman" w:hAnsi="Times New Roman" w:eastAsia="Times New Roman"/>
+                <w:color w:val="000000"/>
+                <w:sz w:val="26"/>
+              </w:rPr>
               <w:t>Lịch hẹn trên trang Admin được cập nhật thành Đã hủy</w:t>
             </w:r>
           </w:p>
@@ -1899,7 +2843,13 @@
             <w:tcW w:type="dxa" w:w="1440"/>
           </w:tcPr>
           <w:p>
-            <w:r/>
+            <w:r>
+              <w:rPr>
+                <w:rFonts w:ascii="Times New Roman" w:hAnsi="Times New Roman" w:eastAsia="Times New Roman"/>
+                <w:color w:val="000000"/>
+                <w:sz w:val="26"/>
+              </w:rPr>
+            </w:r>
           </w:p>
         </w:tc>
       </w:tr>
@@ -1910,6 +2860,11 @@
           </w:tcPr>
           <w:p>
             <w:r>
+              <w:rPr>
+                <w:rFonts w:ascii="Times New Roman" w:hAnsi="Times New Roman" w:eastAsia="Times New Roman"/>
+                <w:color w:val="000000"/>
+                <w:sz w:val="26"/>
+              </w:rPr>
               <w:t>TC-MYAPPOINTMENT-003</w:t>
             </w:r>
           </w:p>
@@ -1920,6 +2875,11 @@
           </w:tcPr>
           <w:p>
             <w:r>
+              <w:rPr>
+                <w:rFonts w:ascii="Times New Roman" w:hAnsi="Times New Roman" w:eastAsia="Times New Roman"/>
+                <w:color w:val="000000"/>
+                <w:sz w:val="26"/>
+              </w:rPr>
               <w:t>6</w:t>
             </w:r>
           </w:p>
@@ -1930,6 +2890,11 @@
           </w:tcPr>
           <w:p>
             <w:r>
+              <w:rPr>
+                <w:rFonts w:ascii="Times New Roman" w:hAnsi="Times New Roman" w:eastAsia="Times New Roman"/>
+                <w:color w:val="000000"/>
+                <w:sz w:val="26"/>
+              </w:rPr>
               <w:t>PASS</w:t>
             </w:r>
           </w:p>
@@ -1940,16 +2905,26 @@
           </w:tcPr>
           <w:p>
             <w:r>
-              <w:t>29/08/2026 18:35:23</w:t>
-            </w:r>
-          </w:p>
-        </w:tc>
-        <w:tc>
-          <w:tcPr>
-            <w:tcW w:type="dxa" w:w="1440"/>
-          </w:tcPr>
-          <w:p>
-            <w:r>
+              <w:rPr>
+                <w:rFonts w:ascii="Times New Roman" w:hAnsi="Times New Roman" w:eastAsia="Times New Roman"/>
+                <w:color w:val="000000"/>
+                <w:sz w:val="26"/>
+              </w:rPr>
+              <w:t>06/09/2026 19:29:48</w:t>
+            </w:r>
+          </w:p>
+        </w:tc>
+        <w:tc>
+          <w:tcPr>
+            <w:tcW w:type="dxa" w:w="1440"/>
+          </w:tcPr>
+          <w:p>
+            <w:r>
+              <w:rPr>
+                <w:rFonts w:ascii="Times New Roman" w:hAnsi="Times New Roman" w:eastAsia="Times New Roman"/>
+                <w:color w:val="000000"/>
+                <w:sz w:val="26"/>
+              </w:rPr>
               <w:t>Đăng nhập lại bằng Patient sở hữu lịch hẹn</w:t>
             </w:r>
           </w:p>
@@ -1959,7 +2934,13 @@
             <w:tcW w:type="dxa" w:w="1440"/>
           </w:tcPr>
           <w:p>
-            <w:r/>
+            <w:r>
+              <w:rPr>
+                <w:rFonts w:ascii="Times New Roman" w:hAnsi="Times New Roman" w:eastAsia="Times New Roman"/>
+                <w:color w:val="000000"/>
+                <w:sz w:val="26"/>
+              </w:rPr>
+            </w:r>
           </w:p>
         </w:tc>
       </w:tr>
@@ -1970,6 +2951,11 @@
           </w:tcPr>
           <w:p>
             <w:r>
+              <w:rPr>
+                <w:rFonts w:ascii="Times New Roman" w:hAnsi="Times New Roman" w:eastAsia="Times New Roman"/>
+                <w:color w:val="000000"/>
+                <w:sz w:val="26"/>
+              </w:rPr>
               <w:t>TC-MYAPPOINTMENT-003</w:t>
             </w:r>
           </w:p>
@@ -1980,6 +2966,11 @@
           </w:tcPr>
           <w:p>
             <w:r>
+              <w:rPr>
+                <w:rFonts w:ascii="Times New Roman" w:hAnsi="Times New Roman" w:eastAsia="Times New Roman"/>
+                <w:color w:val="000000"/>
+                <w:sz w:val="26"/>
+              </w:rPr>
               <w:t>7</w:t>
             </w:r>
           </w:p>
@@ -1990,6 +2981,11 @@
           </w:tcPr>
           <w:p>
             <w:r>
+              <w:rPr>
+                <w:rFonts w:ascii="Times New Roman" w:hAnsi="Times New Roman" w:eastAsia="Times New Roman"/>
+                <w:color w:val="000000"/>
+                <w:sz w:val="26"/>
+              </w:rPr>
               <w:t>PASS</w:t>
             </w:r>
           </w:p>
@@ -2000,16 +2996,26 @@
           </w:tcPr>
           <w:p>
             <w:r>
-              <w:t>29/08/2026 18:35:23</w:t>
-            </w:r>
-          </w:p>
-        </w:tc>
-        <w:tc>
-          <w:tcPr>
-            <w:tcW w:type="dxa" w:w="1440"/>
-          </w:tcPr>
-          <w:p>
-            <w:r>
+              <w:rPr>
+                <w:rFonts w:ascii="Times New Roman" w:hAnsi="Times New Roman" w:eastAsia="Times New Roman"/>
+                <w:color w:val="000000"/>
+                <w:sz w:val="26"/>
+              </w:rPr>
+              <w:t>06/09/2026 19:29:48</w:t>
+            </w:r>
+          </w:p>
+        </w:tc>
+        <w:tc>
+          <w:tcPr>
+            <w:tcW w:type="dxa" w:w="1440"/>
+          </w:tcPr>
+          <w:p>
+            <w:r>
+              <w:rPr>
+                <w:rFonts w:ascii="Times New Roman" w:hAnsi="Times New Roman" w:eastAsia="Times New Roman"/>
+                <w:color w:val="000000"/>
+                <w:sz w:val="26"/>
+              </w:rPr>
               <w:t>Patient tìm thấy lịch vừa bị Admin hủy</w:t>
             </w:r>
           </w:p>
@@ -2019,7 +3025,13 @@
             <w:tcW w:type="dxa" w:w="1440"/>
           </w:tcPr>
           <w:p>
-            <w:r/>
+            <w:r>
+              <w:rPr>
+                <w:rFonts w:ascii="Times New Roman" w:hAnsi="Times New Roman" w:eastAsia="Times New Roman"/>
+                <w:color w:val="000000"/>
+                <w:sz w:val="26"/>
+              </w:rPr>
+            </w:r>
           </w:p>
         </w:tc>
       </w:tr>
@@ -2030,6 +3042,11 @@
           </w:tcPr>
           <w:p>
             <w:r>
+              <w:rPr>
+                <w:rFonts w:ascii="Times New Roman" w:hAnsi="Times New Roman" w:eastAsia="Times New Roman"/>
+                <w:color w:val="000000"/>
+                <w:sz w:val="26"/>
+              </w:rPr>
               <w:t>TC-MYAPPOINTMENT-003</w:t>
             </w:r>
           </w:p>
@@ -2040,6 +3057,11 @@
           </w:tcPr>
           <w:p>
             <w:r>
+              <w:rPr>
+                <w:rFonts w:ascii="Times New Roman" w:hAnsi="Times New Roman" w:eastAsia="Times New Roman"/>
+                <w:color w:val="000000"/>
+                <w:sz w:val="26"/>
+              </w:rPr>
               <w:t>8</w:t>
             </w:r>
           </w:p>
@@ -2050,6 +3072,11 @@
           </w:tcPr>
           <w:p>
             <w:r>
+              <w:rPr>
+                <w:rFonts w:ascii="Times New Roman" w:hAnsi="Times New Roman" w:eastAsia="Times New Roman"/>
+                <w:color w:val="000000"/>
+                <w:sz w:val="26"/>
+              </w:rPr>
               <w:t>PASS</w:t>
             </w:r>
           </w:p>
@@ -2060,16 +3087,26 @@
           </w:tcPr>
           <w:p>
             <w:r>
-              <w:t>29/08/2026 18:35:23</w:t>
-            </w:r>
-          </w:p>
-        </w:tc>
-        <w:tc>
-          <w:tcPr>
-            <w:tcW w:type="dxa" w:w="1440"/>
-          </w:tcPr>
-          <w:p>
-            <w:r>
+              <w:rPr>
+                <w:rFonts w:ascii="Times New Roman" w:hAnsi="Times New Roman" w:eastAsia="Times New Roman"/>
+                <w:color w:val="000000"/>
+                <w:sz w:val="26"/>
+              </w:rPr>
+              <w:t>06/09/2026 19:29:48</w:t>
+            </w:r>
+          </w:p>
+        </w:tc>
+        <w:tc>
+          <w:tcPr>
+            <w:tcW w:type="dxa" w:w="1440"/>
+          </w:tcPr>
+          <w:p>
+            <w:r>
+              <w:rPr>
+                <w:rFonts w:ascii="Times New Roman" w:hAnsi="Times New Roman" w:eastAsia="Times New Roman"/>
+                <w:color w:val="000000"/>
+                <w:sz w:val="26"/>
+              </w:rPr>
               <w:t>Lịch vẫn tồn tại, thông tin không thay đổi và trạng thái là Đã hủy</w:t>
             </w:r>
           </w:p>
@@ -2079,7 +3116,13 @@
             <w:tcW w:type="dxa" w:w="1440"/>
           </w:tcPr>
           <w:p>
-            <w:r/>
+            <w:r>
+              <w:rPr>
+                <w:rFonts w:ascii="Times New Roman" w:hAnsi="Times New Roman" w:eastAsia="Times New Roman"/>
+                <w:color w:val="000000"/>
+                <w:sz w:val="26"/>
+              </w:rPr>
+            </w:r>
           </w:p>
         </w:tc>
       </w:tr>
@@ -2090,6 +3133,11 @@
           </w:tcPr>
           <w:p>
             <w:r>
+              <w:rPr>
+                <w:rFonts w:ascii="Times New Roman" w:hAnsi="Times New Roman" w:eastAsia="Times New Roman"/>
+                <w:color w:val="000000"/>
+                <w:sz w:val="26"/>
+              </w:rPr>
               <w:t>TC-MYAPPOINTMENT-004</w:t>
             </w:r>
           </w:p>
@@ -2100,6 +3148,11 @@
           </w:tcPr>
           <w:p>
             <w:r>
+              <w:rPr>
+                <w:rFonts w:ascii="Times New Roman" w:hAnsi="Times New Roman" w:eastAsia="Times New Roman"/>
+                <w:color w:val="000000"/>
+                <w:sz w:val="26"/>
+              </w:rPr>
               <w:t>1</w:t>
             </w:r>
           </w:p>
@@ -2110,6 +3163,11 @@
           </w:tcPr>
           <w:p>
             <w:r>
+              <w:rPr>
+                <w:rFonts w:ascii="Times New Roman" w:hAnsi="Times New Roman" w:eastAsia="Times New Roman"/>
+                <w:color w:val="000000"/>
+                <w:sz w:val="26"/>
+              </w:rPr>
               <w:t>PASS</w:t>
             </w:r>
           </w:p>
@@ -2120,26 +3178,42 @@
           </w:tcPr>
           <w:p>
             <w:r>
-              <w:t>29/08/2026 18:35:42</w:t>
-            </w:r>
-          </w:p>
-        </w:tc>
-        <w:tc>
-          <w:tcPr>
-            <w:tcW w:type="dxa" w:w="1440"/>
-          </w:tcPr>
-          <w:p>
-            <w:r>
-              <w:t>Patient đặt lịch thành công và ghi nhận Appointment ID 353</w:t>
-            </w:r>
-          </w:p>
-        </w:tc>
-        <w:tc>
-          <w:tcPr>
-            <w:tcW w:type="dxa" w:w="1440"/>
-          </w:tcPr>
-          <w:p>
-            <w:r/>
+              <w:rPr>
+                <w:rFonts w:ascii="Times New Roman" w:hAnsi="Times New Roman" w:eastAsia="Times New Roman"/>
+                <w:color w:val="000000"/>
+                <w:sz w:val="26"/>
+              </w:rPr>
+              <w:t>06/09/2026 19:30:07</w:t>
+            </w:r>
+          </w:p>
+        </w:tc>
+        <w:tc>
+          <w:tcPr>
+            <w:tcW w:type="dxa" w:w="1440"/>
+          </w:tcPr>
+          <w:p>
+            <w:r>
+              <w:rPr>
+                <w:rFonts w:ascii="Times New Roman" w:hAnsi="Times New Roman" w:eastAsia="Times New Roman"/>
+                <w:color w:val="000000"/>
+                <w:sz w:val="26"/>
+              </w:rPr>
+              <w:t>Patient đặt lịch thành công và ghi nhận Appointment ID 491</w:t>
+            </w:r>
+          </w:p>
+        </w:tc>
+        <w:tc>
+          <w:tcPr>
+            <w:tcW w:type="dxa" w:w="1440"/>
+          </w:tcPr>
+          <w:p>
+            <w:r>
+              <w:rPr>
+                <w:rFonts w:ascii="Times New Roman" w:hAnsi="Times New Roman" w:eastAsia="Times New Roman"/>
+                <w:color w:val="000000"/>
+                <w:sz w:val="26"/>
+              </w:rPr>
+            </w:r>
           </w:p>
         </w:tc>
       </w:tr>
@@ -2150,6 +3224,11 @@
           </w:tcPr>
           <w:p>
             <w:r>
+              <w:rPr>
+                <w:rFonts w:ascii="Times New Roman" w:hAnsi="Times New Roman" w:eastAsia="Times New Roman"/>
+                <w:color w:val="000000"/>
+                <w:sz w:val="26"/>
+              </w:rPr>
               <w:t>TC-MYAPPOINTMENT-004</w:t>
             </w:r>
           </w:p>
@@ -2160,6 +3239,11 @@
           </w:tcPr>
           <w:p>
             <w:r>
+              <w:rPr>
+                <w:rFonts w:ascii="Times New Roman" w:hAnsi="Times New Roman" w:eastAsia="Times New Roman"/>
+                <w:color w:val="000000"/>
+                <w:sz w:val="26"/>
+              </w:rPr>
               <w:t>2</w:t>
             </w:r>
           </w:p>
@@ -2170,6 +3254,11 @@
           </w:tcPr>
           <w:p>
             <w:r>
+              <w:rPr>
+                <w:rFonts w:ascii="Times New Roman" w:hAnsi="Times New Roman" w:eastAsia="Times New Roman"/>
+                <w:color w:val="000000"/>
+                <w:sz w:val="26"/>
+              </w:rPr>
               <w:t>PASS</w:t>
             </w:r>
           </w:p>
@@ -2180,16 +3269,26 @@
           </w:tcPr>
           <w:p>
             <w:r>
-              <w:t>29/08/2026 18:35:42</w:t>
-            </w:r>
-          </w:p>
-        </w:tc>
-        <w:tc>
-          <w:tcPr>
-            <w:tcW w:type="dxa" w:w="1440"/>
-          </w:tcPr>
-          <w:p>
-            <w:r>
+              <w:rPr>
+                <w:rFonts w:ascii="Times New Roman" w:hAnsi="Times New Roman" w:eastAsia="Times New Roman"/>
+                <w:color w:val="000000"/>
+                <w:sz w:val="26"/>
+              </w:rPr>
+              <w:t>06/09/2026 19:30:07</w:t>
+            </w:r>
+          </w:p>
+        </w:tc>
+        <w:tc>
+          <w:tcPr>
+            <w:tcW w:type="dxa" w:w="1440"/>
+          </w:tcPr>
+          <w:p>
+            <w:r>
+              <w:rPr>
+                <w:rFonts w:ascii="Times New Roman" w:hAnsi="Times New Roman" w:eastAsia="Times New Roman"/>
+                <w:color w:val="000000"/>
+                <w:sz w:val="26"/>
+              </w:rPr>
               <w:t>Lịch vừa tạo hiển thị trạng thái Chờ xác nhận</w:t>
             </w:r>
           </w:p>
@@ -2199,7 +3298,13 @@
             <w:tcW w:type="dxa" w:w="1440"/>
           </w:tcPr>
           <w:p>
-            <w:r/>
+            <w:r>
+              <w:rPr>
+                <w:rFonts w:ascii="Times New Roman" w:hAnsi="Times New Roman" w:eastAsia="Times New Roman"/>
+                <w:color w:val="000000"/>
+                <w:sz w:val="26"/>
+              </w:rPr>
+            </w:r>
           </w:p>
         </w:tc>
       </w:tr>
@@ -2210,6 +3315,11 @@
           </w:tcPr>
           <w:p>
             <w:r>
+              <w:rPr>
+                <w:rFonts w:ascii="Times New Roman" w:hAnsi="Times New Roman" w:eastAsia="Times New Roman"/>
+                <w:color w:val="000000"/>
+                <w:sz w:val="26"/>
+              </w:rPr>
               <w:t>TC-MYAPPOINTMENT-004</w:t>
             </w:r>
           </w:p>
@@ -2220,6 +3330,11 @@
           </w:tcPr>
           <w:p>
             <w:r>
+              <w:rPr>
+                <w:rFonts w:ascii="Times New Roman" w:hAnsi="Times New Roman" w:eastAsia="Times New Roman"/>
+                <w:color w:val="000000"/>
+                <w:sz w:val="26"/>
+              </w:rPr>
               <w:t>3</w:t>
             </w:r>
           </w:p>
@@ -2230,6 +3345,11 @@
           </w:tcPr>
           <w:p>
             <w:r>
+              <w:rPr>
+                <w:rFonts w:ascii="Times New Roman" w:hAnsi="Times New Roman" w:eastAsia="Times New Roman"/>
+                <w:color w:val="000000"/>
+                <w:sz w:val="26"/>
+              </w:rPr>
               <w:t>PASS</w:t>
             </w:r>
           </w:p>
@@ -2240,16 +3360,26 @@
           </w:tcPr>
           <w:p>
             <w:r>
-              <w:t>29/08/2026 18:35:50</w:t>
-            </w:r>
-          </w:p>
-        </w:tc>
-        <w:tc>
-          <w:tcPr>
-            <w:tcW w:type="dxa" w:w="1440"/>
-          </w:tcPr>
-          <w:p>
-            <w:r>
+              <w:rPr>
+                <w:rFonts w:ascii="Times New Roman" w:hAnsi="Times New Roman" w:eastAsia="Times New Roman"/>
+                <w:color w:val="000000"/>
+                <w:sz w:val="26"/>
+              </w:rPr>
+              <w:t>06/09/2026 19:30:15</w:t>
+            </w:r>
+          </w:p>
+        </w:tc>
+        <w:tc>
+          <w:tcPr>
+            <w:tcW w:type="dxa" w:w="1440"/>
+          </w:tcPr>
+          <w:p>
+            <w:r>
+              <w:rPr>
+                <w:rFonts w:ascii="Times New Roman" w:hAnsi="Times New Roman" w:eastAsia="Times New Roman"/>
+                <w:color w:val="000000"/>
+                <w:sz w:val="26"/>
+              </w:rPr>
               <w:t>Admin tìm đúng lịch và xác nhận thành công</w:t>
             </w:r>
           </w:p>
@@ -2260,6 +3390,11 @@
           </w:tcPr>
           <w:p>
             <w:r>
+              <w:rPr>
+                <w:rFonts w:ascii="Times New Roman" w:hAnsi="Times New Roman" w:eastAsia="Times New Roman"/>
+                <w:color w:val="000000"/>
+                <w:sz w:val="26"/>
+              </w:rPr>
               <w:t>Xác nhận lịch hẹn thành công.</w:t>
             </w:r>
           </w:p>
@@ -2272,6 +3407,11 @@
           </w:tcPr>
           <w:p>
             <w:r>
+              <w:rPr>
+                <w:rFonts w:ascii="Times New Roman" w:hAnsi="Times New Roman" w:eastAsia="Times New Roman"/>
+                <w:color w:val="000000"/>
+                <w:sz w:val="26"/>
+              </w:rPr>
               <w:t>TC-MYAPPOINTMENT-004</w:t>
             </w:r>
           </w:p>
@@ -2282,6 +3422,11 @@
           </w:tcPr>
           <w:p>
             <w:r>
+              <w:rPr>
+                <w:rFonts w:ascii="Times New Roman" w:hAnsi="Times New Roman" w:eastAsia="Times New Roman"/>
+                <w:color w:val="000000"/>
+                <w:sz w:val="26"/>
+              </w:rPr>
               <w:t>4</w:t>
             </w:r>
           </w:p>
@@ -2292,6 +3437,11 @@
           </w:tcPr>
           <w:p>
             <w:r>
+              <w:rPr>
+                <w:rFonts w:ascii="Times New Roman" w:hAnsi="Times New Roman" w:eastAsia="Times New Roman"/>
+                <w:color w:val="000000"/>
+                <w:sz w:val="26"/>
+              </w:rPr>
               <w:t>PASS</w:t>
             </w:r>
           </w:p>
@@ -2302,16 +3452,26 @@
           </w:tcPr>
           <w:p>
             <w:r>
-              <w:t>29/08/2026 18:35:50</w:t>
-            </w:r>
-          </w:p>
-        </w:tc>
-        <w:tc>
-          <w:tcPr>
-            <w:tcW w:type="dxa" w:w="1440"/>
-          </w:tcPr>
-          <w:p>
-            <w:r>
+              <w:rPr>
+                <w:rFonts w:ascii="Times New Roman" w:hAnsi="Times New Roman" w:eastAsia="Times New Roman"/>
+                <w:color w:val="000000"/>
+                <w:sz w:val="26"/>
+              </w:rPr>
+              <w:t>06/09/2026 19:30:15</w:t>
+            </w:r>
+          </w:p>
+        </w:tc>
+        <w:tc>
+          <w:tcPr>
+            <w:tcW w:type="dxa" w:w="1440"/>
+          </w:tcPr>
+          <w:p>
+            <w:r>
+              <w:rPr>
+                <w:rFonts w:ascii="Times New Roman" w:hAnsi="Times New Roman" w:eastAsia="Times New Roman"/>
+                <w:color w:val="000000"/>
+                <w:sz w:val="26"/>
+              </w:rPr>
               <w:t>Lịch được cập nhật thành Đã xác nhận</w:t>
             </w:r>
           </w:p>
@@ -2321,7 +3481,13 @@
             <w:tcW w:type="dxa" w:w="1440"/>
           </w:tcPr>
           <w:p>
-            <w:r/>
+            <w:r>
+              <w:rPr>
+                <w:rFonts w:ascii="Times New Roman" w:hAnsi="Times New Roman" w:eastAsia="Times New Roman"/>
+                <w:color w:val="000000"/>
+                <w:sz w:val="26"/>
+              </w:rPr>
+            </w:r>
           </w:p>
         </w:tc>
       </w:tr>
@@ -2332,6 +3498,11 @@
           </w:tcPr>
           <w:p>
             <w:r>
+              <w:rPr>
+                <w:rFonts w:ascii="Times New Roman" w:hAnsi="Times New Roman" w:eastAsia="Times New Roman"/>
+                <w:color w:val="000000"/>
+                <w:sz w:val="26"/>
+              </w:rPr>
               <w:t>TC-MYAPPOINTMENT-004</w:t>
             </w:r>
           </w:p>
@@ -2342,6 +3513,11 @@
           </w:tcPr>
           <w:p>
             <w:r>
+              <w:rPr>
+                <w:rFonts w:ascii="Times New Roman" w:hAnsi="Times New Roman" w:eastAsia="Times New Roman"/>
+                <w:color w:val="000000"/>
+                <w:sz w:val="26"/>
+              </w:rPr>
               <w:t>5</w:t>
             </w:r>
           </w:p>
@@ -2352,6 +3528,11 @@
           </w:tcPr>
           <w:p>
             <w:r>
+              <w:rPr>
+                <w:rFonts w:ascii="Times New Roman" w:hAnsi="Times New Roman" w:eastAsia="Times New Roman"/>
+                <w:color w:val="000000"/>
+                <w:sz w:val="26"/>
+              </w:rPr>
               <w:t>PASS</w:t>
             </w:r>
           </w:p>
@@ -2362,16 +3543,26 @@
           </w:tcPr>
           <w:p>
             <w:r>
-              <w:t>29/08/2026 18:35:57</w:t>
-            </w:r>
-          </w:p>
-        </w:tc>
-        <w:tc>
-          <w:tcPr>
-            <w:tcW w:type="dxa" w:w="1440"/>
-          </w:tcPr>
-          <w:p>
-            <w:r>
+              <w:rPr>
+                <w:rFonts w:ascii="Times New Roman" w:hAnsi="Times New Roman" w:eastAsia="Times New Roman"/>
+                <w:color w:val="000000"/>
+                <w:sz w:val="26"/>
+              </w:rPr>
+              <w:t>06/09/2026 19:30:22</w:t>
+            </w:r>
+          </w:p>
+        </w:tc>
+        <w:tc>
+          <w:tcPr>
+            <w:tcW w:type="dxa" w:w="1440"/>
+          </w:tcPr>
+          <w:p>
+            <w:r>
+              <w:rPr>
+                <w:rFonts w:ascii="Times New Roman" w:hAnsi="Times New Roman" w:eastAsia="Times New Roman"/>
+                <w:color w:val="000000"/>
+                <w:sz w:val="26"/>
+              </w:rPr>
               <w:t>Doctor đăng nhập và tìm thấy lịch đã được xác nhận</w:t>
             </w:r>
           </w:p>
@@ -2381,7 +3572,13 @@
             <w:tcW w:type="dxa" w:w="1440"/>
           </w:tcPr>
           <w:p>
-            <w:r/>
+            <w:r>
+              <w:rPr>
+                <w:rFonts w:ascii="Times New Roman" w:hAnsi="Times New Roman" w:eastAsia="Times New Roman"/>
+                <w:color w:val="000000"/>
+                <w:sz w:val="26"/>
+              </w:rPr>
+            </w:r>
           </w:p>
         </w:tc>
       </w:tr>
@@ -2392,6 +3589,11 @@
           </w:tcPr>
           <w:p>
             <w:r>
+              <w:rPr>
+                <w:rFonts w:ascii="Times New Roman" w:hAnsi="Times New Roman" w:eastAsia="Times New Roman"/>
+                <w:color w:val="000000"/>
+                <w:sz w:val="26"/>
+              </w:rPr>
               <w:t>TC-MYAPPOINTMENT-004</w:t>
             </w:r>
           </w:p>
@@ -2402,6 +3604,11 @@
           </w:tcPr>
           <w:p>
             <w:r>
+              <w:rPr>
+                <w:rFonts w:ascii="Times New Roman" w:hAnsi="Times New Roman" w:eastAsia="Times New Roman"/>
+                <w:color w:val="000000"/>
+                <w:sz w:val="26"/>
+              </w:rPr>
               <w:t>6</w:t>
             </w:r>
           </w:p>
@@ -2412,6 +3619,11 @@
           </w:tcPr>
           <w:p>
             <w:r>
+              <w:rPr>
+                <w:rFonts w:ascii="Times New Roman" w:hAnsi="Times New Roman" w:eastAsia="Times New Roman"/>
+                <w:color w:val="000000"/>
+                <w:sz w:val="26"/>
+              </w:rPr>
               <w:t>PASS</w:t>
             </w:r>
           </w:p>
@@ -2422,16 +3634,26 @@
           </w:tcPr>
           <w:p>
             <w:r>
-              <w:t>29/08/2026 18:35:57</w:t>
-            </w:r>
-          </w:p>
-        </w:tc>
-        <w:tc>
-          <w:tcPr>
-            <w:tcW w:type="dxa" w:w="1440"/>
-          </w:tcPr>
-          <w:p>
-            <w:r>
+              <w:rPr>
+                <w:rFonts w:ascii="Times New Roman" w:hAnsi="Times New Roman" w:eastAsia="Times New Roman"/>
+                <w:color w:val="000000"/>
+                <w:sz w:val="26"/>
+              </w:rPr>
+              <w:t>06/09/2026 19:30:22</w:t>
+            </w:r>
+          </w:p>
+        </w:tc>
+        <w:tc>
+          <w:tcPr>
+            <w:tcW w:type="dxa" w:w="1440"/>
+          </w:tcPr>
+          <w:p>
+            <w:r>
+              <w:rPr>
+                <w:rFonts w:ascii="Times New Roman" w:hAnsi="Times New Roman" w:eastAsia="Times New Roman"/>
+                <w:color w:val="000000"/>
+                <w:sz w:val="26"/>
+              </w:rPr>
               <w:t>Doctor mở đúng lịch và vào chức năng Khám bệnh</w:t>
             </w:r>
           </w:p>
@@ -2441,7 +3663,13 @@
             <w:tcW w:type="dxa" w:w="1440"/>
           </w:tcPr>
           <w:p>
-            <w:r/>
+            <w:r>
+              <w:rPr>
+                <w:rFonts w:ascii="Times New Roman" w:hAnsi="Times New Roman" w:eastAsia="Times New Roman"/>
+                <w:color w:val="000000"/>
+                <w:sz w:val="26"/>
+              </w:rPr>
+            </w:r>
           </w:p>
         </w:tc>
       </w:tr>
@@ -2452,6 +3680,11 @@
           </w:tcPr>
           <w:p>
             <w:r>
+              <w:rPr>
+                <w:rFonts w:ascii="Times New Roman" w:hAnsi="Times New Roman" w:eastAsia="Times New Roman"/>
+                <w:color w:val="000000"/>
+                <w:sz w:val="26"/>
+              </w:rPr>
               <w:t>TC-MYAPPOINTMENT-004</w:t>
             </w:r>
           </w:p>
@@ -2462,6 +3695,11 @@
           </w:tcPr>
           <w:p>
             <w:r>
+              <w:rPr>
+                <w:rFonts w:ascii="Times New Roman" w:hAnsi="Times New Roman" w:eastAsia="Times New Roman"/>
+                <w:color w:val="000000"/>
+                <w:sz w:val="26"/>
+              </w:rPr>
               <w:t>7</w:t>
             </w:r>
           </w:p>
@@ -2472,6 +3710,11 @@
           </w:tcPr>
           <w:p>
             <w:r>
+              <w:rPr>
+                <w:rFonts w:ascii="Times New Roman" w:hAnsi="Times New Roman" w:eastAsia="Times New Roman"/>
+                <w:color w:val="000000"/>
+                <w:sz w:val="26"/>
+              </w:rPr>
               <w:t>PASS</w:t>
             </w:r>
           </w:p>
@@ -2482,16 +3725,26 @@
           </w:tcPr>
           <w:p>
             <w:r>
-              <w:t>29/08/2026 18:35:58</w:t>
-            </w:r>
-          </w:p>
-        </w:tc>
-        <w:tc>
-          <w:tcPr>
-            <w:tcW w:type="dxa" w:w="1440"/>
-          </w:tcPr>
-          <w:p>
-            <w:r>
+              <w:rPr>
+                <w:rFonts w:ascii="Times New Roman" w:hAnsi="Times New Roman" w:eastAsia="Times New Roman"/>
+                <w:color w:val="000000"/>
+                <w:sz w:val="26"/>
+              </w:rPr>
+              <w:t>06/09/2026 19:30:23</w:t>
+            </w:r>
+          </w:p>
+        </w:tc>
+        <w:tc>
+          <w:tcPr>
+            <w:tcW w:type="dxa" w:w="1440"/>
+          </w:tcPr>
+          <w:p>
+            <w:r>
+              <w:rPr>
+                <w:rFonts w:ascii="Times New Roman" w:hAnsi="Times New Roman" w:eastAsia="Times New Roman"/>
+                <w:color w:val="000000"/>
+                <w:sz w:val="26"/>
+              </w:rPr>
               <w:t>Doctor nhập kết quả khám và lưu hồ sơ bệnh án thành công</w:t>
             </w:r>
           </w:p>
@@ -2501,7 +3754,13 @@
             <w:tcW w:type="dxa" w:w="1440"/>
           </w:tcPr>
           <w:p>
-            <w:r/>
+            <w:r>
+              <w:rPr>
+                <w:rFonts w:ascii="Times New Roman" w:hAnsi="Times New Roman" w:eastAsia="Times New Roman"/>
+                <w:color w:val="000000"/>
+                <w:sz w:val="26"/>
+              </w:rPr>
+            </w:r>
           </w:p>
         </w:tc>
       </w:tr>
@@ -2512,6 +3771,11 @@
           </w:tcPr>
           <w:p>
             <w:r>
+              <w:rPr>
+                <w:rFonts w:ascii="Times New Roman" w:hAnsi="Times New Roman" w:eastAsia="Times New Roman"/>
+                <w:color w:val="000000"/>
+                <w:sz w:val="26"/>
+              </w:rPr>
               <w:t>TC-MYAPPOINTMENT-004</w:t>
             </w:r>
           </w:p>
@@ -2522,6 +3786,11 @@
           </w:tcPr>
           <w:p>
             <w:r>
+              <w:rPr>
+                <w:rFonts w:ascii="Times New Roman" w:hAnsi="Times New Roman" w:eastAsia="Times New Roman"/>
+                <w:color w:val="000000"/>
+                <w:sz w:val="26"/>
+              </w:rPr>
               <w:t>8</w:t>
             </w:r>
           </w:p>
@@ -2532,6 +3801,11 @@
           </w:tcPr>
           <w:p>
             <w:r>
+              <w:rPr>
+                <w:rFonts w:ascii="Times New Roman" w:hAnsi="Times New Roman" w:eastAsia="Times New Roman"/>
+                <w:color w:val="000000"/>
+                <w:sz w:val="26"/>
+              </w:rPr>
               <w:t>PASS</w:t>
             </w:r>
           </w:p>
@@ -2542,16 +3816,26 @@
           </w:tcPr>
           <w:p>
             <w:r>
-              <w:t>29/08/2026 18:36:04</w:t>
-            </w:r>
-          </w:p>
-        </w:tc>
-        <w:tc>
-          <w:tcPr>
-            <w:tcW w:type="dxa" w:w="1440"/>
-          </w:tcPr>
-          <w:p>
-            <w:r>
+              <w:rPr>
+                <w:rFonts w:ascii="Times New Roman" w:hAnsi="Times New Roman" w:eastAsia="Times New Roman"/>
+                <w:color w:val="000000"/>
+                <w:sz w:val="26"/>
+              </w:rPr>
+              <w:t>06/09/2026 19:30:29</w:t>
+            </w:r>
+          </w:p>
+        </w:tc>
+        <w:tc>
+          <w:tcPr>
+            <w:tcW w:type="dxa" w:w="1440"/>
+          </w:tcPr>
+          <w:p>
+            <w:r>
+              <w:rPr>
+                <w:rFonts w:ascii="Times New Roman" w:hAnsi="Times New Roman" w:eastAsia="Times New Roman"/>
+                <w:color w:val="000000"/>
+                <w:sz w:val="26"/>
+              </w:rPr>
               <w:t>Patient đăng nhập lại và tìm thấy lịch sau khi Doctor khám</w:t>
             </w:r>
           </w:p>
@@ -2561,7 +3845,13 @@
             <w:tcW w:type="dxa" w:w="1440"/>
           </w:tcPr>
           <w:p>
-            <w:r/>
+            <w:r>
+              <w:rPr>
+                <w:rFonts w:ascii="Times New Roman" w:hAnsi="Times New Roman" w:eastAsia="Times New Roman"/>
+                <w:color w:val="000000"/>
+                <w:sz w:val="26"/>
+              </w:rPr>
+            </w:r>
           </w:p>
         </w:tc>
       </w:tr>
@@ -2572,6 +3862,11 @@
           </w:tcPr>
           <w:p>
             <w:r>
+              <w:rPr>
+                <w:rFonts w:ascii="Times New Roman" w:hAnsi="Times New Roman" w:eastAsia="Times New Roman"/>
+                <w:color w:val="000000"/>
+                <w:sz w:val="26"/>
+              </w:rPr>
               <w:t>TC-MYAPPOINTMENT-004</w:t>
             </w:r>
           </w:p>
@@ -2582,6 +3877,11 @@
           </w:tcPr>
           <w:p>
             <w:r>
+              <w:rPr>
+                <w:rFonts w:ascii="Times New Roman" w:hAnsi="Times New Roman" w:eastAsia="Times New Roman"/>
+                <w:color w:val="000000"/>
+                <w:sz w:val="26"/>
+              </w:rPr>
               <w:t>9</w:t>
             </w:r>
           </w:p>
@@ -2592,6 +3892,11 @@
           </w:tcPr>
           <w:p>
             <w:r>
+              <w:rPr>
+                <w:rFonts w:ascii="Times New Roman" w:hAnsi="Times New Roman" w:eastAsia="Times New Roman"/>
+                <w:color w:val="000000"/>
+                <w:sz w:val="26"/>
+              </w:rPr>
               <w:t>PASS</w:t>
             </w:r>
           </w:p>
@@ -2602,16 +3907,26 @@
           </w:tcPr>
           <w:p>
             <w:r>
-              <w:t>29/08/2026 18:36:04</w:t>
-            </w:r>
-          </w:p>
-        </w:tc>
-        <w:tc>
-          <w:tcPr>
-            <w:tcW w:type="dxa" w:w="1440"/>
-          </w:tcPr>
-          <w:p>
-            <w:r>
+              <w:rPr>
+                <w:rFonts w:ascii="Times New Roman" w:hAnsi="Times New Roman" w:eastAsia="Times New Roman"/>
+                <w:color w:val="000000"/>
+                <w:sz w:val="26"/>
+              </w:rPr>
+              <w:t>06/09/2026 19:30:29</w:t>
+            </w:r>
+          </w:p>
+        </w:tc>
+        <w:tc>
+          <w:tcPr>
+            <w:tcW w:type="dxa" w:w="1440"/>
+          </w:tcPr>
+          <w:p>
+            <w:r>
+              <w:rPr>
+                <w:rFonts w:ascii="Times New Roman" w:hAnsi="Times New Roman" w:eastAsia="Times New Roman"/>
+                <w:color w:val="000000"/>
+                <w:sz w:val="26"/>
+              </w:rPr>
               <w:t>Lịch chuyển thành Đã hoàn thành và thông tin ban đầu không thay đổi</w:t>
             </w:r>
           </w:p>
@@ -2621,7 +3936,13 @@
             <w:tcW w:type="dxa" w:w="1440"/>
           </w:tcPr>
           <w:p>
-            <w:r/>
+            <w:r>
+              <w:rPr>
+                <w:rFonts w:ascii="Times New Roman" w:hAnsi="Times New Roman" w:eastAsia="Times New Roman"/>
+                <w:color w:val="000000"/>
+                <w:sz w:val="26"/>
+              </w:rPr>
+            </w:r>
           </w:p>
         </w:tc>
       </w:tr>
@@ -2632,6 +3953,11 @@
           </w:tcPr>
           <w:p>
             <w:r>
+              <w:rPr>
+                <w:rFonts w:ascii="Times New Roman" w:hAnsi="Times New Roman" w:eastAsia="Times New Roman"/>
+                <w:color w:val="000000"/>
+                <w:sz w:val="26"/>
+              </w:rPr>
               <w:t>TC-MYAPPOINTMENT-005</w:t>
             </w:r>
           </w:p>
@@ -2642,6 +3968,11 @@
           </w:tcPr>
           <w:p>
             <w:r>
+              <w:rPr>
+                <w:rFonts w:ascii="Times New Roman" w:hAnsi="Times New Roman" w:eastAsia="Times New Roman"/>
+                <w:color w:val="000000"/>
+                <w:sz w:val="26"/>
+              </w:rPr>
               <w:t>1</w:t>
             </w:r>
           </w:p>
@@ -2652,6 +3983,11 @@
           </w:tcPr>
           <w:p>
             <w:r>
+              <w:rPr>
+                <w:rFonts w:ascii="Times New Roman" w:hAnsi="Times New Roman" w:eastAsia="Times New Roman"/>
+                <w:color w:val="000000"/>
+                <w:sz w:val="26"/>
+              </w:rPr>
               <w:t>PASS</w:t>
             </w:r>
           </w:p>
@@ -2662,26 +3998,42 @@
           </w:tcPr>
           <w:p>
             <w:r>
-              <w:t>29/08/2026 18:36:23</w:t>
-            </w:r>
-          </w:p>
-        </w:tc>
-        <w:tc>
-          <w:tcPr>
-            <w:tcW w:type="dxa" w:w="1440"/>
-          </w:tcPr>
-          <w:p>
-            <w:r>
-              <w:t>Patient A đặt lịch thành công với Appointment ID 354</w:t>
-            </w:r>
-          </w:p>
-        </w:tc>
-        <w:tc>
-          <w:tcPr>
-            <w:tcW w:type="dxa" w:w="1440"/>
-          </w:tcPr>
-          <w:p>
-            <w:r/>
+              <w:rPr>
+                <w:rFonts w:ascii="Times New Roman" w:hAnsi="Times New Roman" w:eastAsia="Times New Roman"/>
+                <w:color w:val="000000"/>
+                <w:sz w:val="26"/>
+              </w:rPr>
+              <w:t>06/09/2026 19:30:48</w:t>
+            </w:r>
+          </w:p>
+        </w:tc>
+        <w:tc>
+          <w:tcPr>
+            <w:tcW w:type="dxa" w:w="1440"/>
+          </w:tcPr>
+          <w:p>
+            <w:r>
+              <w:rPr>
+                <w:rFonts w:ascii="Times New Roman" w:hAnsi="Times New Roman" w:eastAsia="Times New Roman"/>
+                <w:color w:val="000000"/>
+                <w:sz w:val="26"/>
+              </w:rPr>
+              <w:t>Patient A đặt lịch thành công với Appointment ID 492</w:t>
+            </w:r>
+          </w:p>
+        </w:tc>
+        <w:tc>
+          <w:tcPr>
+            <w:tcW w:type="dxa" w:w="1440"/>
+          </w:tcPr>
+          <w:p>
+            <w:r>
+              <w:rPr>
+                <w:rFonts w:ascii="Times New Roman" w:hAnsi="Times New Roman" w:eastAsia="Times New Roman"/>
+                <w:color w:val="000000"/>
+                <w:sz w:val="26"/>
+              </w:rPr>
+            </w:r>
           </w:p>
         </w:tc>
       </w:tr>
@@ -2692,6 +4044,11 @@
           </w:tcPr>
           <w:p>
             <w:r>
+              <w:rPr>
+                <w:rFonts w:ascii="Times New Roman" w:hAnsi="Times New Roman" w:eastAsia="Times New Roman"/>
+                <w:color w:val="000000"/>
+                <w:sz w:val="26"/>
+              </w:rPr>
               <w:t>TC-MYAPPOINTMENT-005</w:t>
             </w:r>
           </w:p>
@@ -2702,6 +4059,11 @@
           </w:tcPr>
           <w:p>
             <w:r>
+              <w:rPr>
+                <w:rFonts w:ascii="Times New Roman" w:hAnsi="Times New Roman" w:eastAsia="Times New Roman"/>
+                <w:color w:val="000000"/>
+                <w:sz w:val="26"/>
+              </w:rPr>
               <w:t>2</w:t>
             </w:r>
           </w:p>
@@ -2712,6 +4074,11 @@
           </w:tcPr>
           <w:p>
             <w:r>
+              <w:rPr>
+                <w:rFonts w:ascii="Times New Roman" w:hAnsi="Times New Roman" w:eastAsia="Times New Roman"/>
+                <w:color w:val="000000"/>
+                <w:sz w:val="26"/>
+              </w:rPr>
               <w:t>PASS</w:t>
             </w:r>
           </w:p>
@@ -2722,26 +4089,42 @@
           </w:tcPr>
           <w:p>
             <w:r>
-              <w:t>29/08/2026 18:36:23</w:t>
-            </w:r>
-          </w:p>
-        </w:tc>
-        <w:tc>
-          <w:tcPr>
-            <w:tcW w:type="dxa" w:w="1440"/>
-          </w:tcPr>
-          <w:p>
-            <w:r>
-              <w:t>Ghi nhận Doctor Vu Thinh, ngày 30/08/2026, giờ 08:30</w:t>
-            </w:r>
-          </w:p>
-        </w:tc>
-        <w:tc>
-          <w:tcPr>
-            <w:tcW w:type="dxa" w:w="1440"/>
-          </w:tcPr>
-          <w:p>
-            <w:r/>
+              <w:rPr>
+                <w:rFonts w:ascii="Times New Roman" w:hAnsi="Times New Roman" w:eastAsia="Times New Roman"/>
+                <w:color w:val="000000"/>
+                <w:sz w:val="26"/>
+              </w:rPr>
+              <w:t>06/09/2026 19:30:48</w:t>
+            </w:r>
+          </w:p>
+        </w:tc>
+        <w:tc>
+          <w:tcPr>
+            <w:tcW w:type="dxa" w:w="1440"/>
+          </w:tcPr>
+          <w:p>
+            <w:r>
+              <w:rPr>
+                <w:rFonts w:ascii="Times New Roman" w:hAnsi="Times New Roman" w:eastAsia="Times New Roman"/>
+                <w:color w:val="000000"/>
+                <w:sz w:val="26"/>
+              </w:rPr>
+              <w:t>Ghi nhận Doctor Vu Thinh, ngày 07/09/2026, giờ 07:30</w:t>
+            </w:r>
+          </w:p>
+        </w:tc>
+        <w:tc>
+          <w:tcPr>
+            <w:tcW w:type="dxa" w:w="1440"/>
+          </w:tcPr>
+          <w:p>
+            <w:r>
+              <w:rPr>
+                <w:rFonts w:ascii="Times New Roman" w:hAnsi="Times New Roman" w:eastAsia="Times New Roman"/>
+                <w:color w:val="000000"/>
+                <w:sz w:val="26"/>
+              </w:rPr>
+            </w:r>
           </w:p>
         </w:tc>
       </w:tr>
@@ -2752,6 +4135,11 @@
           </w:tcPr>
           <w:p>
             <w:r>
+              <w:rPr>
+                <w:rFonts w:ascii="Times New Roman" w:hAnsi="Times New Roman" w:eastAsia="Times New Roman"/>
+                <w:color w:val="000000"/>
+                <w:sz w:val="26"/>
+              </w:rPr>
               <w:t>TC-MYAPPOINTMENT-005</w:t>
             </w:r>
           </w:p>
@@ -2762,6 +4150,11 @@
           </w:tcPr>
           <w:p>
             <w:r>
+              <w:rPr>
+                <w:rFonts w:ascii="Times New Roman" w:hAnsi="Times New Roman" w:eastAsia="Times New Roman"/>
+                <w:color w:val="000000"/>
+                <w:sz w:val="26"/>
+              </w:rPr>
               <w:t>3</w:t>
             </w:r>
           </w:p>
@@ -2772,6 +4165,11 @@
           </w:tcPr>
           <w:p>
             <w:r>
+              <w:rPr>
+                <w:rFonts w:ascii="Times New Roman" w:hAnsi="Times New Roman" w:eastAsia="Times New Roman"/>
+                <w:color w:val="000000"/>
+                <w:sz w:val="26"/>
+              </w:rPr>
               <w:t>PASS</w:t>
             </w:r>
           </w:p>
@@ -2782,16 +4180,26 @@
           </w:tcPr>
           <w:p>
             <w:r>
-              <w:t>29/08/2026 18:36:31</w:t>
-            </w:r>
-          </w:p>
-        </w:tc>
-        <w:tc>
-          <w:tcPr>
-            <w:tcW w:type="dxa" w:w="1440"/>
-          </w:tcPr>
-          <w:p>
-            <w:r>
+              <w:rPr>
+                <w:rFonts w:ascii="Times New Roman" w:hAnsi="Times New Roman" w:eastAsia="Times New Roman"/>
+                <w:color w:val="000000"/>
+                <w:sz w:val="26"/>
+              </w:rPr>
+              <w:t>06/09/2026 19:30:56</w:t>
+            </w:r>
+          </w:p>
+        </w:tc>
+        <w:tc>
+          <w:tcPr>
+            <w:tcW w:type="dxa" w:w="1440"/>
+          </w:tcPr>
+          <w:p>
+            <w:r>
+              <w:rPr>
+                <w:rFonts w:ascii="Times New Roman" w:hAnsi="Times New Roman" w:eastAsia="Times New Roman"/>
+                <w:color w:val="000000"/>
+                <w:sz w:val="26"/>
+              </w:rPr>
               <w:t>Admin tìm đúng lịch của Patient A và hủy thành công</w:t>
             </w:r>
           </w:p>
@@ -2802,6 +4210,11 @@
           </w:tcPr>
           <w:p>
             <w:r>
+              <w:rPr>
+                <w:rFonts w:ascii="Times New Roman" w:hAnsi="Times New Roman" w:eastAsia="Times New Roman"/>
+                <w:color w:val="000000"/>
+                <w:sz w:val="26"/>
+              </w:rPr>
               <w:t>Hủy lịch hẹn thành công.</w:t>
             </w:r>
           </w:p>
@@ -2814,6 +4227,11 @@
           </w:tcPr>
           <w:p>
             <w:r>
+              <w:rPr>
+                <w:rFonts w:ascii="Times New Roman" w:hAnsi="Times New Roman" w:eastAsia="Times New Roman"/>
+                <w:color w:val="000000"/>
+                <w:sz w:val="26"/>
+              </w:rPr>
               <w:t>TC-MYAPPOINTMENT-005</w:t>
             </w:r>
           </w:p>
@@ -2824,6 +4242,11 @@
           </w:tcPr>
           <w:p>
             <w:r>
+              <w:rPr>
+                <w:rFonts w:ascii="Times New Roman" w:hAnsi="Times New Roman" w:eastAsia="Times New Roman"/>
+                <w:color w:val="000000"/>
+                <w:sz w:val="26"/>
+              </w:rPr>
               <w:t>4</w:t>
             </w:r>
           </w:p>
@@ -2834,6 +4257,11 @@
           </w:tcPr>
           <w:p>
             <w:r>
+              <w:rPr>
+                <w:rFonts w:ascii="Times New Roman" w:hAnsi="Times New Roman" w:eastAsia="Times New Roman"/>
+                <w:color w:val="000000"/>
+                <w:sz w:val="26"/>
+              </w:rPr>
               <w:t>PASS</w:t>
             </w:r>
           </w:p>
@@ -2844,16 +4272,26 @@
           </w:tcPr>
           <w:p>
             <w:r>
-              <w:t>29/08/2026 18:36:31</w:t>
-            </w:r>
-          </w:p>
-        </w:tc>
-        <w:tc>
-          <w:tcPr>
-            <w:tcW w:type="dxa" w:w="1440"/>
-          </w:tcPr>
-          <w:p>
-            <w:r>
+              <w:rPr>
+                <w:rFonts w:ascii="Times New Roman" w:hAnsi="Times New Roman" w:eastAsia="Times New Roman"/>
+                <w:color w:val="000000"/>
+                <w:sz w:val="26"/>
+              </w:rPr>
+              <w:t>06/09/2026 19:30:56</w:t>
+            </w:r>
+          </w:p>
+        </w:tc>
+        <w:tc>
+          <w:tcPr>
+            <w:tcW w:type="dxa" w:w="1440"/>
+          </w:tcPr>
+          <w:p>
+            <w:r>
+              <w:rPr>
+                <w:rFonts w:ascii="Times New Roman" w:hAnsi="Times New Roman" w:eastAsia="Times New Roman"/>
+                <w:color w:val="000000"/>
+                <w:sz w:val="26"/>
+              </w:rPr>
               <w:t>Lịch của Patient A được cập nhật thành Đã hủy</w:t>
             </w:r>
           </w:p>
@@ -2863,7 +4301,13 @@
             <w:tcW w:type="dxa" w:w="1440"/>
           </w:tcPr>
           <w:p>
-            <w:r/>
+            <w:r>
+              <w:rPr>
+                <w:rFonts w:ascii="Times New Roman" w:hAnsi="Times New Roman" w:eastAsia="Times New Roman"/>
+                <w:color w:val="000000"/>
+                <w:sz w:val="26"/>
+              </w:rPr>
+            </w:r>
           </w:p>
         </w:tc>
       </w:tr>
@@ -2874,6 +4318,11 @@
           </w:tcPr>
           <w:p>
             <w:r>
+              <w:rPr>
+                <w:rFonts w:ascii="Times New Roman" w:hAnsi="Times New Roman" w:eastAsia="Times New Roman"/>
+                <w:color w:val="000000"/>
+                <w:sz w:val="26"/>
+              </w:rPr>
               <w:t>TC-MYAPPOINTMENT-005</w:t>
             </w:r>
           </w:p>
@@ -2884,6 +4333,11 @@
           </w:tcPr>
           <w:p>
             <w:r>
+              <w:rPr>
+                <w:rFonts w:ascii="Times New Roman" w:hAnsi="Times New Roman" w:eastAsia="Times New Roman"/>
+                <w:color w:val="000000"/>
+                <w:sz w:val="26"/>
+              </w:rPr>
               <w:t>5</w:t>
             </w:r>
           </w:p>
@@ -2894,6 +4348,11 @@
           </w:tcPr>
           <w:p>
             <w:r>
+              <w:rPr>
+                <w:rFonts w:ascii="Times New Roman" w:hAnsi="Times New Roman" w:eastAsia="Times New Roman"/>
+                <w:color w:val="000000"/>
+                <w:sz w:val="26"/>
+              </w:rPr>
               <w:t>PASS</w:t>
             </w:r>
           </w:p>
@@ -2904,16 +4363,26 @@
           </w:tcPr>
           <w:p>
             <w:r>
-              <w:t>29/08/2026 18:36:38</w:t>
-            </w:r>
-          </w:p>
-        </w:tc>
-        <w:tc>
-          <w:tcPr>
-            <w:tcW w:type="dxa" w:w="1440"/>
-          </w:tcPr>
-          <w:p>
-            <w:r>
+              <w:rPr>
+                <w:rFonts w:ascii="Times New Roman" w:hAnsi="Times New Roman" w:eastAsia="Times New Roman"/>
+                <w:color w:val="000000"/>
+                <w:sz w:val="26"/>
+              </w:rPr>
+              <w:t>06/09/2026 19:31:03</w:t>
+            </w:r>
+          </w:p>
+        </w:tc>
+        <w:tc>
+          <w:tcPr>
+            <w:tcW w:type="dxa" w:w="1440"/>
+          </w:tcPr>
+          <w:p>
+            <w:r>
+              <w:rPr>
+                <w:rFonts w:ascii="Times New Roman" w:hAnsi="Times New Roman" w:eastAsia="Times New Roman"/>
+                <w:color w:val="000000"/>
+                <w:sz w:val="26"/>
+              </w:rPr>
               <w:t>Patient B đăng nhập và mở trang đặt lịch của cùng Doctor</w:t>
             </w:r>
           </w:p>
@@ -2923,7 +4392,13 @@
             <w:tcW w:type="dxa" w:w="1440"/>
           </w:tcPr>
           <w:p>
-            <w:r/>
+            <w:r>
+              <w:rPr>
+                <w:rFonts w:ascii="Times New Roman" w:hAnsi="Times New Roman" w:eastAsia="Times New Roman"/>
+                <w:color w:val="000000"/>
+                <w:sz w:val="26"/>
+              </w:rPr>
+            </w:r>
           </w:p>
         </w:tc>
       </w:tr>
@@ -2934,6 +4409,11 @@
           </w:tcPr>
           <w:p>
             <w:r>
+              <w:rPr>
+                <w:rFonts w:ascii="Times New Roman" w:hAnsi="Times New Roman" w:eastAsia="Times New Roman"/>
+                <w:color w:val="000000"/>
+                <w:sz w:val="26"/>
+              </w:rPr>
               <w:t>TC-MYAPPOINTMENT-005</w:t>
             </w:r>
           </w:p>
@@ -2944,6 +4424,11 @@
           </w:tcPr>
           <w:p>
             <w:r>
+              <w:rPr>
+                <w:rFonts w:ascii="Times New Roman" w:hAnsi="Times New Roman" w:eastAsia="Times New Roman"/>
+                <w:color w:val="000000"/>
+                <w:sz w:val="26"/>
+              </w:rPr>
               <w:t>6</w:t>
             </w:r>
           </w:p>
@@ -2954,6 +4439,11 @@
           </w:tcPr>
           <w:p>
             <w:r>
+              <w:rPr>
+                <w:rFonts w:ascii="Times New Roman" w:hAnsi="Times New Roman" w:eastAsia="Times New Roman"/>
+                <w:color w:val="000000"/>
+                <w:sz w:val="26"/>
+              </w:rPr>
               <w:t>PASS</w:t>
             </w:r>
           </w:p>
@@ -2964,16 +4454,26 @@
           </w:tcPr>
           <w:p>
             <w:r>
-              <w:t>29/08/2026 18:36:41</w:t>
-            </w:r>
-          </w:p>
-        </w:tc>
-        <w:tc>
-          <w:tcPr>
-            <w:tcW w:type="dxa" w:w="1440"/>
-          </w:tcPr>
-          <w:p>
-            <w:r>
+              <w:rPr>
+                <w:rFonts w:ascii="Times New Roman" w:hAnsi="Times New Roman" w:eastAsia="Times New Roman"/>
+                <w:color w:val="000000"/>
+                <w:sz w:val="26"/>
+              </w:rPr>
+              <w:t>06/09/2026 19:31:06</w:t>
+            </w:r>
+          </w:p>
+        </w:tc>
+        <w:tc>
+          <w:tcPr>
+            <w:tcW w:type="dxa" w:w="1440"/>
+          </w:tcPr>
+          <w:p>
+            <w:r>
+              <w:rPr>
+                <w:rFonts w:ascii="Times New Roman" w:hAnsi="Times New Roman" w:eastAsia="Times New Roman"/>
+                <w:color w:val="000000"/>
+                <w:sz w:val="26"/>
+              </w:rPr>
               <w:t>Patient B chọn lại đúng ngày và khung giờ của lịch đã bị hủy</w:t>
             </w:r>
           </w:p>
@@ -2983,7 +4483,13 @@
             <w:tcW w:type="dxa" w:w="1440"/>
           </w:tcPr>
           <w:p>
-            <w:r/>
+            <w:r>
+              <w:rPr>
+                <w:rFonts w:ascii="Times New Roman" w:hAnsi="Times New Roman" w:eastAsia="Times New Roman"/>
+                <w:color w:val="000000"/>
+                <w:sz w:val="26"/>
+              </w:rPr>
+            </w:r>
           </w:p>
         </w:tc>
       </w:tr>
@@ -2994,6 +4500,11 @@
           </w:tcPr>
           <w:p>
             <w:r>
+              <w:rPr>
+                <w:rFonts w:ascii="Times New Roman" w:hAnsi="Times New Roman" w:eastAsia="Times New Roman"/>
+                <w:color w:val="000000"/>
+                <w:sz w:val="26"/>
+              </w:rPr>
               <w:t>TC-MYAPPOINTMENT-005</w:t>
             </w:r>
           </w:p>
@@ -3004,6 +4515,11 @@
           </w:tcPr>
           <w:p>
             <w:r>
+              <w:rPr>
+                <w:rFonts w:ascii="Times New Roman" w:hAnsi="Times New Roman" w:eastAsia="Times New Roman"/>
+                <w:color w:val="000000"/>
+                <w:sz w:val="26"/>
+              </w:rPr>
               <w:t>7</w:t>
             </w:r>
           </w:p>
@@ -3014,6 +4530,11 @@
           </w:tcPr>
           <w:p>
             <w:r>
+              <w:rPr>
+                <w:rFonts w:ascii="Times New Roman" w:hAnsi="Times New Roman" w:eastAsia="Times New Roman"/>
+                <w:color w:val="000000"/>
+                <w:sz w:val="26"/>
+              </w:rPr>
               <w:t>PASS</w:t>
             </w:r>
           </w:p>
@@ -3024,16 +4545,26 @@
           </w:tcPr>
           <w:p>
             <w:r>
-              <w:t>29/08/2026 18:36:47</w:t>
-            </w:r>
-          </w:p>
-        </w:tc>
-        <w:tc>
-          <w:tcPr>
-            <w:tcW w:type="dxa" w:w="1440"/>
-          </w:tcPr>
-          <w:p>
-            <w:r>
+              <w:rPr>
+                <w:rFonts w:ascii="Times New Roman" w:hAnsi="Times New Roman" w:eastAsia="Times New Roman"/>
+                <w:color w:val="000000"/>
+                <w:sz w:val="26"/>
+              </w:rPr>
+              <w:t>06/09/2026 19:31:12</w:t>
+            </w:r>
+          </w:p>
+        </w:tc>
+        <w:tc>
+          <w:tcPr>
+            <w:tcW w:type="dxa" w:w="1440"/>
+          </w:tcPr>
+          <w:p>
+            <w:r>
+              <w:rPr>
+                <w:rFonts w:ascii="Times New Roman" w:hAnsi="Times New Roman" w:eastAsia="Times New Roman"/>
+                <w:color w:val="000000"/>
+                <w:sz w:val="26"/>
+              </w:rPr>
               <w:t>Patient B đặt lịch mới thành công tại slot đã được giải phóng</w:t>
             </w:r>
           </w:p>
@@ -3044,6 +4575,11 @@
           </w:tcPr>
           <w:p>
             <w:r>
+              <w:rPr>
+                <w:rFonts w:ascii="Times New Roman" w:hAnsi="Times New Roman" w:eastAsia="Times New Roman"/>
+                <w:color w:val="000000"/>
+                <w:sz w:val="26"/>
+              </w:rPr>
               <w:t>Đặt lịch thành công</w:t>
             </w:r>
           </w:p>
@@ -3056,6 +4592,11 @@
           </w:tcPr>
           <w:p>
             <w:r>
+              <w:rPr>
+                <w:rFonts w:ascii="Times New Roman" w:hAnsi="Times New Roman" w:eastAsia="Times New Roman"/>
+                <w:color w:val="000000"/>
+                <w:sz w:val="26"/>
+              </w:rPr>
               <w:t>TC-MYAPPOINTMENT-005</w:t>
             </w:r>
           </w:p>
@@ -3066,6 +4607,11 @@
           </w:tcPr>
           <w:p>
             <w:r>
+              <w:rPr>
+                <w:rFonts w:ascii="Times New Roman" w:hAnsi="Times New Roman" w:eastAsia="Times New Roman"/>
+                <w:color w:val="000000"/>
+                <w:sz w:val="26"/>
+              </w:rPr>
               <w:t>8</w:t>
             </w:r>
           </w:p>
@@ -3076,6 +4622,11 @@
           </w:tcPr>
           <w:p>
             <w:r>
+              <w:rPr>
+                <w:rFonts w:ascii="Times New Roman" w:hAnsi="Times New Roman" w:eastAsia="Times New Roman"/>
+                <w:color w:val="000000"/>
+                <w:sz w:val="26"/>
+              </w:rPr>
               <w:t>PASS</w:t>
             </w:r>
           </w:p>
@@ -3086,16 +4637,26 @@
           </w:tcPr>
           <w:p>
             <w:r>
-              <w:t>29/08/2026 18:36:47</w:t>
-            </w:r>
-          </w:p>
-        </w:tc>
-        <w:tc>
-          <w:tcPr>
-            <w:tcW w:type="dxa" w:w="1440"/>
-          </w:tcPr>
-          <w:p>
-            <w:r>
+              <w:rPr>
+                <w:rFonts w:ascii="Times New Roman" w:hAnsi="Times New Roman" w:eastAsia="Times New Roman"/>
+                <w:color w:val="000000"/>
+                <w:sz w:val="26"/>
+              </w:rPr>
+              <w:t>06/09/2026 19:31:12</w:t>
+            </w:r>
+          </w:p>
+        </w:tc>
+        <w:tc>
+          <w:tcPr>
+            <w:tcW w:type="dxa" w:w="1440"/>
+          </w:tcPr>
+          <w:p>
+            <w:r>
+              <w:rPr>
+                <w:rFonts w:ascii="Times New Roman" w:hAnsi="Times New Roman" w:eastAsia="Times New Roman"/>
+                <w:color w:val="000000"/>
+                <w:sz w:val="26"/>
+              </w:rPr>
               <w:t>Patient B tìm thấy lịch mới trong trang Lịch hẹn của tôi</w:t>
             </w:r>
           </w:p>
@@ -3105,7 +4666,13 @@
             <w:tcW w:type="dxa" w:w="1440"/>
           </w:tcPr>
           <w:p>
-            <w:r/>
+            <w:r>
+              <w:rPr>
+                <w:rFonts w:ascii="Times New Roman" w:hAnsi="Times New Roman" w:eastAsia="Times New Roman"/>
+                <w:color w:val="000000"/>
+                <w:sz w:val="26"/>
+              </w:rPr>
+            </w:r>
           </w:p>
         </w:tc>
       </w:tr>
@@ -3116,6 +4683,11 @@
           </w:tcPr>
           <w:p>
             <w:r>
+              <w:rPr>
+                <w:rFonts w:ascii="Times New Roman" w:hAnsi="Times New Roman" w:eastAsia="Times New Roman"/>
+                <w:color w:val="000000"/>
+                <w:sz w:val="26"/>
+              </w:rPr>
               <w:t>TC-MYAPPOINTMENT-005</w:t>
             </w:r>
           </w:p>
@@ -3126,6 +4698,11 @@
           </w:tcPr>
           <w:p>
             <w:r>
+              <w:rPr>
+                <w:rFonts w:ascii="Times New Roman" w:hAnsi="Times New Roman" w:eastAsia="Times New Roman"/>
+                <w:color w:val="000000"/>
+                <w:sz w:val="26"/>
+              </w:rPr>
               <w:t>9</w:t>
             </w:r>
           </w:p>
@@ -3136,6 +4713,11 @@
           </w:tcPr>
           <w:p>
             <w:r>
+              <w:rPr>
+                <w:rFonts w:ascii="Times New Roman" w:hAnsi="Times New Roman" w:eastAsia="Times New Roman"/>
+                <w:color w:val="000000"/>
+                <w:sz w:val="26"/>
+              </w:rPr>
               <w:t>PASS</w:t>
             </w:r>
           </w:p>
@@ -3146,16 +4728,26 @@
           </w:tcPr>
           <w:p>
             <w:r>
-              <w:t>29/08/2026 18:36:47</w:t>
-            </w:r>
-          </w:p>
-        </w:tc>
-        <w:tc>
-          <w:tcPr>
-            <w:tcW w:type="dxa" w:w="1440"/>
-          </w:tcPr>
-          <w:p>
-            <w:r>
+              <w:rPr>
+                <w:rFonts w:ascii="Times New Roman" w:hAnsi="Times New Roman" w:eastAsia="Times New Roman"/>
+                <w:color w:val="000000"/>
+                <w:sz w:val="26"/>
+              </w:rPr>
+              <w:t>06/09/2026 19:31:12</w:t>
+            </w:r>
+          </w:p>
+        </w:tc>
+        <w:tc>
+          <w:tcPr>
+            <w:tcW w:type="dxa" w:w="1440"/>
+          </w:tcPr>
+          <w:p>
+            <w:r>
+              <w:rPr>
+                <w:rFonts w:ascii="Times New Roman" w:hAnsi="Times New Roman" w:eastAsia="Times New Roman"/>
+                <w:color w:val="000000"/>
+                <w:sz w:val="26"/>
+              </w:rPr>
               <w:t>Lịch mới có ID khác và trạng thái Chờ xác nhận tại đúng slot đã giải phóng</w:t>
             </w:r>
           </w:p>
@@ -3165,7 +4757,13 @@
             <w:tcW w:type="dxa" w:w="1440"/>
           </w:tcPr>
           <w:p>
-            <w:r/>
+            <w:r>
+              <w:rPr>
+                <w:rFonts w:ascii="Times New Roman" w:hAnsi="Times New Roman" w:eastAsia="Times New Roman"/>
+                <w:color w:val="000000"/>
+                <w:sz w:val="26"/>
+              </w:rPr>
+            </w:r>
           </w:p>
         </w:tc>
       </w:tr>
@@ -3543,6 +5141,11 @@
     <w:name w:val="Normal"/>
     <w:qFormat/>
     <w:rsid w:val="00FC693F"/>
+    <w:rPr>
+      <w:rFonts w:ascii="Times New Roman" w:hAnsi="Times New Roman" w:eastAsia="Times New Roman"/>
+      <w:color w:val="000000"/>
+      <w:sz w:val="26"/>
+    </w:rPr>
   </w:style>
   <w:style w:type="paragraph" w:styleId="Header">
     <w:name w:val="header"/>

--- a/Selenium_WebDriver/reports/MyAppointment_Test_Report.docx
+++ b/Selenium_WebDriver/reports/MyAppointment_Test_Report.docx
@@ -28,7 +28,7 @@
           <w:color w:val="000000"/>
           <w:sz w:val="26"/>
         </w:rPr>
-        <w:t>Thời gian tạo báo cáo: 06/09/2026 19:42:37</w:t>
+        <w:t>Thời gian tạo báo cáo: 07/09/2026 19:12:19</w:t>
       </w:r>
     </w:p>
     <w:p/>
@@ -410,22 +410,22 @@
                 <w:color w:val="000000"/>
                 <w:sz w:val="26"/>
               </w:rPr>
-              <w:t>06/09/2026 19:28:41</w:t>
-            </w:r>
-          </w:p>
-        </w:tc>
-        <w:tc>
-          <w:tcPr>
-            <w:tcW w:type="dxa" w:w="1440"/>
-          </w:tcPr>
-          <w:p>
-            <w:r>
-              <w:rPr>
-                <w:rFonts w:ascii="Times New Roman" w:hAnsi="Times New Roman" w:eastAsia="Times New Roman"/>
-                <w:color w:val="000000"/>
-                <w:sz w:val="26"/>
-              </w:rPr>
-              <w:t>16.25</w:t>
+              <w:t>07/09/2026 19:06:07</w:t>
+            </w:r>
+          </w:p>
+        </w:tc>
+        <w:tc>
+          <w:tcPr>
+            <w:tcW w:type="dxa" w:w="1440"/>
+          </w:tcPr>
+          <w:p>
+            <w:r>
+              <w:rPr>
+                <w:rFonts w:ascii="Times New Roman" w:hAnsi="Times New Roman" w:eastAsia="Times New Roman"/>
+                <w:color w:val="000000"/>
+                <w:sz w:val="26"/>
+              </w:rPr>
+              <w:t>2.55</w:t>
             </w:r>
           </w:p>
         </w:tc>
@@ -500,22 +500,22 @@
                 <w:color w:val="000000"/>
                 <w:sz w:val="26"/>
               </w:rPr>
-              <w:t>06/09/2026 19:29:15</w:t>
-            </w:r>
-          </w:p>
-        </w:tc>
-        <w:tc>
-          <w:tcPr>
-            <w:tcW w:type="dxa" w:w="1440"/>
-          </w:tcPr>
-          <w:p>
-            <w:r>
-              <w:rPr>
-                <w:rFonts w:ascii="Times New Roman" w:hAnsi="Times New Roman" w:eastAsia="Times New Roman"/>
-                <w:color w:val="000000"/>
-                <w:sz w:val="26"/>
-              </w:rPr>
-              <w:t>30.15</w:t>
+              <w:t>07/09/2026 19:06:16</w:t>
+            </w:r>
+          </w:p>
+        </w:tc>
+        <w:tc>
+          <w:tcPr>
+            <w:tcW w:type="dxa" w:w="1440"/>
+          </w:tcPr>
+          <w:p>
+            <w:r>
+              <w:rPr>
+                <w:rFonts w:ascii="Times New Roman" w:hAnsi="Times New Roman" w:eastAsia="Times New Roman"/>
+                <w:color w:val="000000"/>
+                <w:sz w:val="26"/>
+              </w:rPr>
+              <w:t>5.40</w:t>
             </w:r>
           </w:p>
         </w:tc>
@@ -590,22 +590,22 @@
                 <w:color w:val="000000"/>
                 <w:sz w:val="26"/>
               </w:rPr>
-              <w:t>06/09/2026 19:29:48</w:t>
-            </w:r>
-          </w:p>
-        </w:tc>
-        <w:tc>
-          <w:tcPr>
-            <w:tcW w:type="dxa" w:w="1440"/>
-          </w:tcPr>
-          <w:p>
-            <w:r>
-              <w:rPr>
-                <w:rFonts w:ascii="Times New Roman" w:hAnsi="Times New Roman" w:eastAsia="Times New Roman"/>
-                <w:color w:val="000000"/>
-                <w:sz w:val="26"/>
-              </w:rPr>
-              <w:t>30.08</w:t>
+              <w:t>07/09/2026 19:06:25</w:t>
+            </w:r>
+          </w:p>
+        </w:tc>
+        <w:tc>
+          <w:tcPr>
+            <w:tcW w:type="dxa" w:w="1440"/>
+          </w:tcPr>
+          <w:p>
+            <w:r>
+              <w:rPr>
+                <w:rFonts w:ascii="Times New Roman" w:hAnsi="Times New Roman" w:eastAsia="Times New Roman"/>
+                <w:color w:val="000000"/>
+                <w:sz w:val="26"/>
+              </w:rPr>
+              <w:t>5.38</w:t>
             </w:r>
           </w:p>
         </w:tc>
@@ -680,22 +680,22 @@
                 <w:color w:val="000000"/>
                 <w:sz w:val="26"/>
               </w:rPr>
-              <w:t>06/09/2026 19:30:29</w:t>
-            </w:r>
-          </w:p>
-        </w:tc>
-        <w:tc>
-          <w:tcPr>
-            <w:tcW w:type="dxa" w:w="1440"/>
-          </w:tcPr>
-          <w:p>
-            <w:r>
-              <w:rPr>
-                <w:rFonts w:ascii="Times New Roman" w:hAnsi="Times New Roman" w:eastAsia="Times New Roman"/>
-                <w:color w:val="000000"/>
-                <w:sz w:val="26"/>
-              </w:rPr>
-              <w:t>38.16</w:t>
+              <w:t>07/09/2026 19:06:35</w:t>
+            </w:r>
+          </w:p>
+        </w:tc>
+        <w:tc>
+          <w:tcPr>
+            <w:tcW w:type="dxa" w:w="1440"/>
+          </w:tcPr>
+          <w:p>
+            <w:r>
+              <w:rPr>
+                <w:rFonts w:ascii="Times New Roman" w:hAnsi="Times New Roman" w:eastAsia="Times New Roman"/>
+                <w:color w:val="000000"/>
+                <w:sz w:val="26"/>
+              </w:rPr>
+              <w:t>7.00</w:t>
             </w:r>
           </w:p>
         </w:tc>
@@ -770,22 +770,22 @@
                 <w:color w:val="000000"/>
                 <w:sz w:val="26"/>
               </w:rPr>
-              <w:t>06/09/2026 19:31:12</w:t>
-            </w:r>
-          </w:p>
-        </w:tc>
-        <w:tc>
-          <w:tcPr>
-            <w:tcW w:type="dxa" w:w="1440"/>
-          </w:tcPr>
-          <w:p>
-            <w:r>
-              <w:rPr>
-                <w:rFonts w:ascii="Times New Roman" w:hAnsi="Times New Roman" w:eastAsia="Times New Roman"/>
-                <w:color w:val="000000"/>
-                <w:sz w:val="26"/>
-              </w:rPr>
-              <w:t>39.28</w:t>
+              <w:t>07/09/2026 19:06:44</w:t>
+            </w:r>
+          </w:p>
+        </w:tc>
+        <w:tc>
+          <w:tcPr>
+            <w:tcW w:type="dxa" w:w="1440"/>
+          </w:tcPr>
+          <w:p>
+            <w:r>
+              <w:rPr>
+                <w:rFonts w:ascii="Times New Roman" w:hAnsi="Times New Roman" w:eastAsia="Times New Roman"/>
+                <w:color w:val="000000"/>
+                <w:sz w:val="26"/>
+              </w:rPr>
+              <w:t>6.07</w:t>
             </w:r>
           </w:p>
         </w:tc>
@@ -996,7 +996,7 @@
                 <w:color w:val="000000"/>
                 <w:sz w:val="26"/>
               </w:rPr>
-              <w:t>06/09/2026 19:28:32</w:t>
+              <w:t>07/09/2026 19:06:06</w:t>
             </w:r>
           </w:p>
         </w:tc>
@@ -1087,7 +1087,7 @@
                 <w:color w:val="000000"/>
                 <w:sz w:val="26"/>
               </w:rPr>
-              <w:t>06/09/2026 19:28:41</w:t>
+              <w:t>07/09/2026 19:06:07</w:t>
             </w:r>
           </w:p>
         </w:tc>
@@ -1179,7 +1179,7 @@
                 <w:color w:val="000000"/>
                 <w:sz w:val="26"/>
               </w:rPr>
-              <w:t>06/09/2026 19:28:41</w:t>
+              <w:t>07/09/2026 19:06:07</w:t>
             </w:r>
           </w:p>
         </w:tc>
@@ -1270,22 +1270,22 @@
                 <w:color w:val="000000"/>
                 <w:sz w:val="26"/>
               </w:rPr>
-              <w:t>06/09/2026 19:28:41</w:t>
-            </w:r>
-          </w:p>
-        </w:tc>
-        <w:tc>
-          <w:tcPr>
-            <w:tcW w:type="dxa" w:w="1440"/>
-          </w:tcPr>
-          <w:p>
-            <w:r>
-              <w:rPr>
-                <w:rFonts w:ascii="Times New Roman" w:hAnsi="Times New Roman" w:eastAsia="Times New Roman"/>
-                <w:color w:val="000000"/>
-                <w:sz w:val="26"/>
-              </w:rPr>
-              <w:t>Ghi nhận Appointment ID 488, Doctor Vu Thinh, ngày 07/09/2026, giờ 07:00</w:t>
+              <w:t>07/09/2026 19:06:07</w:t>
+            </w:r>
+          </w:p>
+        </w:tc>
+        <w:tc>
+          <w:tcPr>
+            <w:tcW w:type="dxa" w:w="1440"/>
+          </w:tcPr>
+          <w:p>
+            <w:r>
+              <w:rPr>
+                <w:rFonts w:ascii="Times New Roman" w:hAnsi="Times New Roman" w:eastAsia="Times New Roman"/>
+                <w:color w:val="000000"/>
+                <w:sz w:val="26"/>
+              </w:rPr>
+              <w:t>Ghi nhận Appointment ID 655, Doctor Vu Thinh, ngày 08/09/2026, giờ 09:00</w:t>
             </w:r>
           </w:p>
         </w:tc>
@@ -1361,7 +1361,7 @@
                 <w:color w:val="000000"/>
                 <w:sz w:val="26"/>
               </w:rPr>
-              <w:t>06/09/2026 19:28:41</w:t>
+              <w:t>07/09/2026 19:06:07</w:t>
             </w:r>
           </w:p>
         </w:tc>
@@ -1452,7 +1452,7 @@
                 <w:color w:val="000000"/>
                 <w:sz w:val="26"/>
               </w:rPr>
-              <w:t>06/09/2026 19:28:41</w:t>
+              <w:t>07/09/2026 19:06:07</w:t>
             </w:r>
           </w:p>
         </w:tc>
@@ -1543,7 +1543,7 @@
                 <w:color w:val="000000"/>
                 <w:sz w:val="26"/>
               </w:rPr>
-              <w:t>06/09/2026 19:28:41</w:t>
+              <w:t>07/09/2026 19:06:07</w:t>
             </w:r>
           </w:p>
         </w:tc>
@@ -1634,7 +1634,7 @@
                 <w:color w:val="000000"/>
                 <w:sz w:val="26"/>
               </w:rPr>
-              <w:t>06/09/2026 19:28:41</w:t>
+              <w:t>07/09/2026 19:06:07</w:t>
             </w:r>
           </w:p>
         </w:tc>
@@ -1725,7 +1725,7 @@
                 <w:color w:val="000000"/>
                 <w:sz w:val="26"/>
               </w:rPr>
-              <w:t>06/09/2026 19:29:00</w:t>
+              <w:t>07/09/2026 19:06:13</w:t>
             </w:r>
           </w:p>
         </w:tc>
@@ -1816,7 +1816,7 @@
                 <w:color w:val="000000"/>
                 <w:sz w:val="26"/>
               </w:rPr>
-              <w:t>06/09/2026 19:29:07</w:t>
+              <w:t>07/09/2026 19:06:14</w:t>
             </w:r>
           </w:p>
         </w:tc>
@@ -1907,7 +1907,7 @@
                 <w:color w:val="000000"/>
                 <w:sz w:val="26"/>
               </w:rPr>
-              <w:t>06/09/2026 19:29:07</w:t>
+              <w:t>07/09/2026 19:06:14</w:t>
             </w:r>
           </w:p>
         </w:tc>
@@ -1998,7 +1998,7 @@
                 <w:color w:val="000000"/>
                 <w:sz w:val="26"/>
               </w:rPr>
-              <w:t>06/09/2026 19:29:08</w:t>
+              <w:t>07/09/2026 19:06:15</w:t>
             </w:r>
           </w:p>
         </w:tc>
@@ -2090,7 +2090,7 @@
                 <w:color w:val="000000"/>
                 <w:sz w:val="26"/>
               </w:rPr>
-              <w:t>06/09/2026 19:29:08</w:t>
+              <w:t>07/09/2026 19:06:15</w:t>
             </w:r>
           </w:p>
         </w:tc>
@@ -2181,7 +2181,7 @@
                 <w:color w:val="000000"/>
                 <w:sz w:val="26"/>
               </w:rPr>
-              <w:t>06/09/2026 19:29:14</w:t>
+              <w:t>07/09/2026 19:06:16</w:t>
             </w:r>
           </w:p>
         </w:tc>
@@ -2272,7 +2272,7 @@
                 <w:color w:val="000000"/>
                 <w:sz w:val="26"/>
               </w:rPr>
-              <w:t>06/09/2026 19:29:15</w:t>
+              <w:t>07/09/2026 19:06:16</w:t>
             </w:r>
           </w:p>
         </w:tc>
@@ -2363,7 +2363,7 @@
                 <w:color w:val="000000"/>
                 <w:sz w:val="26"/>
               </w:rPr>
-              <w:t>06/09/2026 19:29:15</w:t>
+              <w:t>07/09/2026 19:06:16</w:t>
             </w:r>
           </w:p>
         </w:tc>
@@ -2454,7 +2454,7 @@
                 <w:color w:val="000000"/>
                 <w:sz w:val="26"/>
               </w:rPr>
-              <w:t>06/09/2026 19:29:34</w:t>
+              <w:t>07/09/2026 19:06:22</w:t>
             </w:r>
           </w:p>
         </w:tc>
@@ -2545,7 +2545,7 @@
                 <w:color w:val="000000"/>
                 <w:sz w:val="26"/>
               </w:rPr>
-              <w:t>06/09/2026 19:29:40</w:t>
+              <w:t>07/09/2026 19:06:23</w:t>
             </w:r>
           </w:p>
         </w:tc>
@@ -2636,7 +2636,7 @@
                 <w:color w:val="000000"/>
                 <w:sz w:val="26"/>
               </w:rPr>
-              <w:t>06/09/2026 19:29:40</w:t>
+              <w:t>07/09/2026 19:06:23</w:t>
             </w:r>
           </w:p>
         </w:tc>
@@ -2727,7 +2727,7 @@
                 <w:color w:val="000000"/>
                 <w:sz w:val="26"/>
               </w:rPr>
-              <w:t>06/09/2026 19:29:41</w:t>
+              <w:t>07/09/2026 19:06:23</w:t>
             </w:r>
           </w:p>
         </w:tc>
@@ -2819,7 +2819,7 @@
                 <w:color w:val="000000"/>
                 <w:sz w:val="26"/>
               </w:rPr>
-              <w:t>06/09/2026 19:29:42</w:t>
+              <w:t>07/09/2026 19:06:24</w:t>
             </w:r>
           </w:p>
         </w:tc>
@@ -2910,7 +2910,7 @@
                 <w:color w:val="000000"/>
                 <w:sz w:val="26"/>
               </w:rPr>
-              <w:t>06/09/2026 19:29:48</w:t>
+              <w:t>07/09/2026 19:06:25</w:t>
             </w:r>
           </w:p>
         </w:tc>
@@ -3001,7 +3001,7 @@
                 <w:color w:val="000000"/>
                 <w:sz w:val="26"/>
               </w:rPr>
-              <w:t>06/09/2026 19:29:48</w:t>
+              <w:t>07/09/2026 19:06:25</w:t>
             </w:r>
           </w:p>
         </w:tc>
@@ -3092,7 +3092,7 @@
                 <w:color w:val="000000"/>
                 <w:sz w:val="26"/>
               </w:rPr>
-              <w:t>06/09/2026 19:29:48</w:t>
+              <w:t>07/09/2026 19:06:25</w:t>
             </w:r>
           </w:p>
         </w:tc>
@@ -3183,22 +3183,22 @@
                 <w:color w:val="000000"/>
                 <w:sz w:val="26"/>
               </w:rPr>
-              <w:t>06/09/2026 19:30:07</w:t>
-            </w:r>
-          </w:p>
-        </w:tc>
-        <w:tc>
-          <w:tcPr>
-            <w:tcW w:type="dxa" w:w="1440"/>
-          </w:tcPr>
-          <w:p>
-            <w:r>
-              <w:rPr>
-                <w:rFonts w:ascii="Times New Roman" w:hAnsi="Times New Roman" w:eastAsia="Times New Roman"/>
-                <w:color w:val="000000"/>
-                <w:sz w:val="26"/>
-              </w:rPr>
-              <w:t>Patient đặt lịch thành công và ghi nhận Appointment ID 491</w:t>
+              <w:t>07/09/2026 19:06:30</w:t>
+            </w:r>
+          </w:p>
+        </w:tc>
+        <w:tc>
+          <w:tcPr>
+            <w:tcW w:type="dxa" w:w="1440"/>
+          </w:tcPr>
+          <w:p>
+            <w:r>
+              <w:rPr>
+                <w:rFonts w:ascii="Times New Roman" w:hAnsi="Times New Roman" w:eastAsia="Times New Roman"/>
+                <w:color w:val="000000"/>
+                <w:sz w:val="26"/>
+              </w:rPr>
+              <w:t>Patient đặt lịch thành công và ghi nhận Appointment ID 658</w:t>
             </w:r>
           </w:p>
         </w:tc>
@@ -3274,7 +3274,7 @@
                 <w:color w:val="000000"/>
                 <w:sz w:val="26"/>
               </w:rPr>
-              <w:t>06/09/2026 19:30:07</w:t>
+              <w:t>07/09/2026 19:06:31</w:t>
             </w:r>
           </w:p>
         </w:tc>
@@ -3365,7 +3365,7 @@
                 <w:color w:val="000000"/>
                 <w:sz w:val="26"/>
               </w:rPr>
-              <w:t>06/09/2026 19:30:15</w:t>
+              <w:t>07/09/2026 19:06:32</w:t>
             </w:r>
           </w:p>
         </w:tc>
@@ -3457,7 +3457,7 @@
                 <w:color w:val="000000"/>
                 <w:sz w:val="26"/>
               </w:rPr>
-              <w:t>06/09/2026 19:30:15</w:t>
+              <w:t>07/09/2026 19:06:33</w:t>
             </w:r>
           </w:p>
         </w:tc>
@@ -3548,7 +3548,7 @@
                 <w:color w:val="000000"/>
                 <w:sz w:val="26"/>
               </w:rPr>
-              <w:t>06/09/2026 19:30:22</w:t>
+              <w:t>07/09/2026 19:06:34</w:t>
             </w:r>
           </w:p>
         </w:tc>
@@ -3639,7 +3639,7 @@
                 <w:color w:val="000000"/>
                 <w:sz w:val="26"/>
               </w:rPr>
-              <w:t>06/09/2026 19:30:22</w:t>
+              <w:t>07/09/2026 19:06:34</w:t>
             </w:r>
           </w:p>
         </w:tc>
@@ -3730,7 +3730,7 @@
                 <w:color w:val="000000"/>
                 <w:sz w:val="26"/>
               </w:rPr>
-              <w:t>06/09/2026 19:30:23</w:t>
+              <w:t>07/09/2026 19:06:34</w:t>
             </w:r>
           </w:p>
         </w:tc>
@@ -3821,7 +3821,7 @@
                 <w:color w:val="000000"/>
                 <w:sz w:val="26"/>
               </w:rPr>
-              <w:t>06/09/2026 19:30:29</w:t>
+              <w:t>07/09/2026 19:06:35</w:t>
             </w:r>
           </w:p>
         </w:tc>
@@ -3912,7 +3912,7 @@
                 <w:color w:val="000000"/>
                 <w:sz w:val="26"/>
               </w:rPr>
-              <w:t>06/09/2026 19:30:29</w:t>
+              <w:t>07/09/2026 19:06:35</w:t>
             </w:r>
           </w:p>
         </w:tc>
@@ -4003,22 +4003,22 @@
                 <w:color w:val="000000"/>
                 <w:sz w:val="26"/>
               </w:rPr>
-              <w:t>06/09/2026 19:30:48</w:t>
-            </w:r>
-          </w:p>
-        </w:tc>
-        <w:tc>
-          <w:tcPr>
-            <w:tcW w:type="dxa" w:w="1440"/>
-          </w:tcPr>
-          <w:p>
-            <w:r>
-              <w:rPr>
-                <w:rFonts w:ascii="Times New Roman" w:hAnsi="Times New Roman" w:eastAsia="Times New Roman"/>
-                <w:color w:val="000000"/>
-                <w:sz w:val="26"/>
-              </w:rPr>
-              <w:t>Patient A đặt lịch thành công với Appointment ID 492</w:t>
+              <w:t>07/09/2026 19:06:41</w:t>
+            </w:r>
+          </w:p>
+        </w:tc>
+        <w:tc>
+          <w:tcPr>
+            <w:tcW w:type="dxa" w:w="1440"/>
+          </w:tcPr>
+          <w:p>
+            <w:r>
+              <w:rPr>
+                <w:rFonts w:ascii="Times New Roman" w:hAnsi="Times New Roman" w:eastAsia="Times New Roman"/>
+                <w:color w:val="000000"/>
+                <w:sz w:val="26"/>
+              </w:rPr>
+              <w:t>Patient A đặt lịch thành công với Appointment ID 659</w:t>
             </w:r>
           </w:p>
         </w:tc>
@@ -4094,22 +4094,22 @@
                 <w:color w:val="000000"/>
                 <w:sz w:val="26"/>
               </w:rPr>
-              <w:t>06/09/2026 19:30:48</w:t>
-            </w:r>
-          </w:p>
-        </w:tc>
-        <w:tc>
-          <w:tcPr>
-            <w:tcW w:type="dxa" w:w="1440"/>
-          </w:tcPr>
-          <w:p>
-            <w:r>
-              <w:rPr>
-                <w:rFonts w:ascii="Times New Roman" w:hAnsi="Times New Roman" w:eastAsia="Times New Roman"/>
-                <w:color w:val="000000"/>
-                <w:sz w:val="26"/>
-              </w:rPr>
-              <w:t>Ghi nhận Doctor Vu Thinh, ngày 07/09/2026, giờ 07:30</w:t>
+              <w:t>07/09/2026 19:06:41</w:t>
+            </w:r>
+          </w:p>
+        </w:tc>
+        <w:tc>
+          <w:tcPr>
+            <w:tcW w:type="dxa" w:w="1440"/>
+          </w:tcPr>
+          <w:p>
+            <w:r>
+              <w:rPr>
+                <w:rFonts w:ascii="Times New Roman" w:hAnsi="Times New Roman" w:eastAsia="Times New Roman"/>
+                <w:color w:val="000000"/>
+                <w:sz w:val="26"/>
+              </w:rPr>
+              <w:t>Ghi nhận Doctor Vu Thinh, ngày 08/09/2026, giờ 09:30</w:t>
             </w:r>
           </w:p>
         </w:tc>
@@ -4185,7 +4185,7 @@
                 <w:color w:val="000000"/>
                 <w:sz w:val="26"/>
               </w:rPr>
-              <w:t>06/09/2026 19:30:56</w:t>
+              <w:t>07/09/2026 19:06:42</w:t>
             </w:r>
           </w:p>
         </w:tc>
@@ -4277,7 +4277,7 @@
                 <w:color w:val="000000"/>
                 <w:sz w:val="26"/>
               </w:rPr>
-              <w:t>06/09/2026 19:30:56</w:t>
+              <w:t>07/09/2026 19:06:43</w:t>
             </w:r>
           </w:p>
         </w:tc>
@@ -4368,7 +4368,7 @@
                 <w:color w:val="000000"/>
                 <w:sz w:val="26"/>
               </w:rPr>
-              <w:t>06/09/2026 19:31:03</w:t>
+              <w:t>07/09/2026 19:06:44</w:t>
             </w:r>
           </w:p>
         </w:tc>
@@ -4459,7 +4459,7 @@
                 <w:color w:val="000000"/>
                 <w:sz w:val="26"/>
               </w:rPr>
-              <w:t>06/09/2026 19:31:06</w:t>
+              <w:t>07/09/2026 19:06:44</w:t>
             </w:r>
           </w:p>
         </w:tc>
@@ -4550,7 +4550,7 @@
                 <w:color w:val="000000"/>
                 <w:sz w:val="26"/>
               </w:rPr>
-              <w:t>06/09/2026 19:31:12</w:t>
+              <w:t>07/09/2026 19:06:44</w:t>
             </w:r>
           </w:p>
         </w:tc>
@@ -4642,7 +4642,7 @@
                 <w:color w:val="000000"/>
                 <w:sz w:val="26"/>
               </w:rPr>
-              <w:t>06/09/2026 19:31:12</w:t>
+              <w:t>07/09/2026 19:06:44</w:t>
             </w:r>
           </w:p>
         </w:tc>
@@ -4733,7 +4733,7 @@
                 <w:color w:val="000000"/>
                 <w:sz w:val="26"/>
               </w:rPr>
-              <w:t>06/09/2026 19:31:12</w:t>
+              <w:t>07/09/2026 19:06:44</w:t>
             </w:r>
           </w:p>
         </w:tc>
